--- a/3/РБП/АлбахтинИВ_ПР3.docx
+++ b/3/РБП/АлбахтинИВ_ПР3.docx
@@ -12,7 +12,7 @@
         <w:tblLook w:val="04A0" w:firstRow="1" w:lastRow="0" w:firstColumn="1" w:lastColumn="0" w:noHBand="0" w:noVBand="1"/>
       </w:tblPr>
       <w:tblGrid>
-        <w:gridCol w:w="9355"/>
+        <w:gridCol w:w="9436"/>
       </w:tblGrid>
       <w:tr>
         <w:trPr>
@@ -247,7 +247,7 @@
                     </wp:inline>
                   </w:drawing>
                 </mc:Choice>
-                <mc:Fallback xmlns:oel="http://schemas.microsoft.com/office/2019/extlst" xmlns:w16du="http://schemas.microsoft.com/office/word/2023/wordml/word16du" xmlns:w16sdtfl="http://schemas.microsoft.com/office/word/2024/wordml/sdtformatlock">
+                <mc:Fallback xmlns:w16sdtfl="http://schemas.microsoft.com/office/word/2024/wordml/sdtformatlock" xmlns:w16du="http://schemas.microsoft.com/office/word/2023/wordml/word16du" xmlns:oel="http://schemas.microsoft.com/office/2019/extlst">
                   <w:pict>
                     <v:line w14:anchorId="00FBA5DF" id="Прямая соединительная линия 2" o:spid="_x0000_s1026" style="flip:y;visibility:visible;mso-wrap-style:square;mso-left-percent:-10001;mso-top-percent:-10001;mso-position-horizontal:absolute;mso-position-horizontal-relative:char;mso-position-vertical:absolute;mso-position-vertical-relative:line;mso-left-percent:-10001;mso-top-percent:-10001" from="0,0" to="441pt,.1pt" o:gfxdata="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" strokeweight="3pt">
                       <v:stroke linestyle="thinThin"/>
@@ -1047,6 +1047,7 @@
         </w:rPr>
         <w:br w:type="page"/>
       </w:r>
+      <w:bookmarkStart w:id="0" w:name="_Hlk225981267"/>
       <w:r>
         <w:rPr>
           <w:rFonts w:ascii="Times New Roman" w:hAnsi="Times New Roman" w:cs="Times New Roman"/>
@@ -1219,25 +1220,7 @@
           <w:sz w:val="28"/>
           <w:szCs w:val="28"/>
         </w:rPr>
-        <w:t>При этом в описании в обязательном порядке приводятся следующие</w:t>
-      </w:r>
-      <w:r>
-        <w:rPr>
-          <w:rFonts w:ascii="Times New Roman" w:hAnsi="Times New Roman" w:cs="Times New Roman"/>
-          <w:bCs/>
-          <w:sz w:val="28"/>
-          <w:szCs w:val="28"/>
-        </w:rPr>
-        <w:t xml:space="preserve"> </w:t>
-      </w:r>
-      <w:r>
-        <w:rPr>
-          <w:rFonts w:ascii="Times New Roman" w:hAnsi="Times New Roman" w:cs="Times New Roman"/>
-          <w:bCs/>
-          <w:sz w:val="28"/>
-          <w:szCs w:val="28"/>
-        </w:rPr>
-        <w:t>характеристики:</w:t>
+        <w:t>При этом в описании в обязательном порядке приводятся следующие характеристики:</w:t>
       </w:r>
     </w:p>
     <w:p>
@@ -1266,34 +1249,7 @@
           <w:sz w:val="28"/>
           <w:szCs w:val="28"/>
         </w:rPr>
-        <w:t>форма собственности (ООО, ИП, АО, СХА и др.), юридическое</w:t>
-      </w:r>
-      <w:r>
-        <w:rPr>
-          <w:rFonts w:ascii="Times New Roman" w:hAnsi="Times New Roman" w:cs="Times New Roman"/>
-          <w:bCs/>
-          <w:sz w:val="28"/>
-          <w:szCs w:val="28"/>
-        </w:rPr>
-        <w:t xml:space="preserve"> </w:t>
-      </w:r>
-      <w:r>
-        <w:rPr>
-          <w:rFonts w:ascii="Times New Roman" w:hAnsi="Times New Roman" w:cs="Times New Roman"/>
-          <w:bCs/>
-          <w:sz w:val="28"/>
-          <w:szCs w:val="28"/>
-        </w:rPr>
-        <w:t>наименование, ИНН организации</w:t>
-      </w:r>
-      <w:r>
-        <w:rPr>
-          <w:rFonts w:ascii="Times New Roman" w:hAnsi="Times New Roman" w:cs="Times New Roman"/>
-          <w:bCs/>
-          <w:sz w:val="28"/>
-          <w:szCs w:val="28"/>
-        </w:rPr>
-        <w:t>;</w:t>
+        <w:t>форма собственности (ООО, ИП, АО, СХА и др.), юридическое наименование, ИНН организации;</w:t>
       </w:r>
     </w:p>
     <w:p>
@@ -1322,16 +1278,7 @@
           <w:sz w:val="28"/>
           <w:szCs w:val="28"/>
         </w:rPr>
-        <w:t>официальный сайт компании (при наличии)</w:t>
-      </w:r>
-      <w:r>
-        <w:rPr>
-          <w:rFonts w:ascii="Times New Roman" w:hAnsi="Times New Roman" w:cs="Times New Roman"/>
-          <w:bCs/>
-          <w:sz w:val="28"/>
-          <w:szCs w:val="28"/>
-        </w:rPr>
-        <w:t>;</w:t>
+        <w:t>официальный сайт компании (при наличии);</w:t>
       </w:r>
     </w:p>
     <w:p>
@@ -1360,52 +1307,7 @@
           <w:sz w:val="28"/>
           <w:szCs w:val="28"/>
         </w:rPr>
-        <w:t>вид деятельности (основной) организации в соответствии с</w:t>
-      </w:r>
-      <w:r>
-        <w:rPr>
-          <w:rFonts w:ascii="Times New Roman" w:hAnsi="Times New Roman" w:cs="Times New Roman"/>
-          <w:bCs/>
-          <w:sz w:val="28"/>
-          <w:szCs w:val="28"/>
-        </w:rPr>
-        <w:t xml:space="preserve"> </w:t>
-      </w:r>
-      <w:r>
-        <w:rPr>
-          <w:rFonts w:ascii="Times New Roman" w:hAnsi="Times New Roman" w:cs="Times New Roman"/>
-          <w:bCs/>
-          <w:sz w:val="28"/>
-          <w:szCs w:val="28"/>
-        </w:rPr>
-        <w:t>Общероссийским классификатором видов экономической деятельности</w:t>
-      </w:r>
-      <w:r>
-        <w:rPr>
-          <w:rFonts w:ascii="Times New Roman" w:hAnsi="Times New Roman" w:cs="Times New Roman"/>
-          <w:bCs/>
-          <w:sz w:val="28"/>
-          <w:szCs w:val="28"/>
-        </w:rPr>
-        <w:t xml:space="preserve"> </w:t>
-      </w:r>
-      <w:r>
-        <w:rPr>
-          <w:rFonts w:ascii="Times New Roman" w:hAnsi="Times New Roman" w:cs="Times New Roman"/>
-          <w:bCs/>
-          <w:sz w:val="28"/>
-          <w:szCs w:val="28"/>
-        </w:rPr>
-        <w:t>(ОКВЭД)</w:t>
-      </w:r>
-      <w:r>
-        <w:rPr>
-          <w:rFonts w:ascii="Times New Roman" w:hAnsi="Times New Roman" w:cs="Times New Roman"/>
-          <w:bCs/>
-          <w:sz w:val="28"/>
-          <w:szCs w:val="28"/>
-        </w:rPr>
-        <w:t>;</w:t>
+        <w:t>вид деятельности (основной) организации в соответствии с Общероссийским классификатором видов экономической деятельности (ОКВЭД);</w:t>
       </w:r>
     </w:p>
     <w:p>
@@ -1434,34 +1336,7 @@
           <w:sz w:val="28"/>
           <w:szCs w:val="28"/>
         </w:rPr>
-        <w:t>наиболее значимые с точки зрения бизнес-направлений</w:t>
-      </w:r>
-      <w:r>
-        <w:rPr>
-          <w:rFonts w:ascii="Times New Roman" w:hAnsi="Times New Roman" w:cs="Times New Roman"/>
-          <w:bCs/>
-          <w:sz w:val="28"/>
-          <w:szCs w:val="28"/>
-        </w:rPr>
-        <w:t xml:space="preserve"> </w:t>
-      </w:r>
-      <w:r>
-        <w:rPr>
-          <w:rFonts w:ascii="Times New Roman" w:hAnsi="Times New Roman" w:cs="Times New Roman"/>
-          <w:bCs/>
-          <w:sz w:val="28"/>
-          <w:szCs w:val="28"/>
-        </w:rPr>
-        <w:t>дополнительные виды деятельности в соответствии с ОКВЭД (при наличии)</w:t>
-      </w:r>
-      <w:r>
-        <w:rPr>
-          <w:rFonts w:ascii="Times New Roman" w:hAnsi="Times New Roman" w:cs="Times New Roman"/>
-          <w:bCs/>
-          <w:sz w:val="28"/>
-          <w:szCs w:val="28"/>
-        </w:rPr>
-        <w:t>;</w:t>
+        <w:t>наиболее значимые с точки зрения бизнес-направлений дополнительные виды деятельности в соответствии с ОКВЭД (при наличии);</w:t>
       </w:r>
     </w:p>
     <w:p>
@@ -1508,178 +1383,7 @@
           <w:sz w:val="28"/>
           <w:szCs w:val="28"/>
         </w:rPr>
-        <w:t xml:space="preserve"> уникальные особенности ее</w:t>
-      </w:r>
-      <w:r>
-        <w:rPr>
-          <w:rFonts w:ascii="Times New Roman" w:hAnsi="Times New Roman" w:cs="Times New Roman"/>
-          <w:bCs/>
-          <w:sz w:val="28"/>
-          <w:szCs w:val="28"/>
-        </w:rPr>
-        <w:t xml:space="preserve"> </w:t>
-      </w:r>
-      <w:r>
-        <w:rPr>
-          <w:rFonts w:ascii="Times New Roman" w:hAnsi="Times New Roman" w:cs="Times New Roman"/>
-          <w:bCs/>
-          <w:sz w:val="28"/>
-          <w:szCs w:val="28"/>
-        </w:rPr>
-        <w:t>работы, которые влияют на ее деятельность: бизнес-направления, ассортимент</w:t>
-      </w:r>
-      <w:r>
-        <w:rPr>
-          <w:rFonts w:ascii="Times New Roman" w:hAnsi="Times New Roman" w:cs="Times New Roman"/>
-          <w:bCs/>
-          <w:sz w:val="28"/>
-          <w:szCs w:val="28"/>
-        </w:rPr>
-        <w:t xml:space="preserve"> </w:t>
-      </w:r>
-      <w:r>
-        <w:rPr>
-          <w:rFonts w:ascii="Times New Roman" w:hAnsi="Times New Roman" w:cs="Times New Roman"/>
-          <w:bCs/>
-          <w:sz w:val="28"/>
-          <w:szCs w:val="28"/>
-        </w:rPr>
-        <w:t>продукции/услуг, используемые технологии, особенности организации</w:t>
-      </w:r>
-      <w:r>
-        <w:rPr>
-          <w:rFonts w:ascii="Times New Roman" w:hAnsi="Times New Roman" w:cs="Times New Roman"/>
-          <w:bCs/>
-          <w:sz w:val="28"/>
-          <w:szCs w:val="28"/>
-        </w:rPr>
-        <w:t xml:space="preserve"> </w:t>
-      </w:r>
-      <w:r>
-        <w:rPr>
-          <w:rFonts w:ascii="Times New Roman" w:hAnsi="Times New Roman" w:cs="Times New Roman"/>
-          <w:bCs/>
-          <w:sz w:val="28"/>
-          <w:szCs w:val="28"/>
-        </w:rPr>
-        <w:t>производственной и хозяйственной деятельности, факторы макросреды</w:t>
-      </w:r>
-      <w:r>
-        <w:rPr>
-          <w:rFonts w:ascii="Times New Roman" w:hAnsi="Times New Roman" w:cs="Times New Roman"/>
-          <w:bCs/>
-          <w:sz w:val="28"/>
-          <w:szCs w:val="28"/>
-        </w:rPr>
-        <w:t xml:space="preserve"> </w:t>
-      </w:r>
-      <w:r>
-        <w:rPr>
-          <w:rFonts w:ascii="Times New Roman" w:hAnsi="Times New Roman" w:cs="Times New Roman"/>
-          <w:bCs/>
-          <w:sz w:val="28"/>
-          <w:szCs w:val="28"/>
-        </w:rPr>
-        <w:t>(факторы, характеризующие развитие национальной экономики в целом:</w:t>
-      </w:r>
-      <w:r>
-        <w:rPr>
-          <w:rFonts w:ascii="Times New Roman" w:hAnsi="Times New Roman" w:cs="Times New Roman"/>
-          <w:bCs/>
-          <w:sz w:val="28"/>
-          <w:szCs w:val="28"/>
-        </w:rPr>
-        <w:t xml:space="preserve"> </w:t>
-      </w:r>
-      <w:r>
-        <w:rPr>
-          <w:rFonts w:ascii="Times New Roman" w:hAnsi="Times New Roman" w:cs="Times New Roman"/>
-          <w:bCs/>
-          <w:sz w:val="28"/>
-          <w:szCs w:val="28"/>
-        </w:rPr>
-        <w:t>экономические, политические, технологические, социальные) и микросреды</w:t>
-      </w:r>
-      <w:r>
-        <w:rPr>
-          <w:rFonts w:ascii="Times New Roman" w:hAnsi="Times New Roman" w:cs="Times New Roman"/>
-          <w:bCs/>
-          <w:sz w:val="28"/>
-          <w:szCs w:val="28"/>
-        </w:rPr>
-        <w:t xml:space="preserve"> </w:t>
-      </w:r>
-      <w:r>
-        <w:rPr>
-          <w:rFonts w:ascii="Times New Roman" w:hAnsi="Times New Roman" w:cs="Times New Roman"/>
-          <w:bCs/>
-          <w:sz w:val="28"/>
-          <w:szCs w:val="28"/>
-        </w:rPr>
-        <w:t>(поставщики ресурсов, потребители продукции, конкуренты, посредники,</w:t>
-      </w:r>
-      <w:r>
-        <w:rPr>
-          <w:rFonts w:ascii="Times New Roman" w:hAnsi="Times New Roman" w:cs="Times New Roman"/>
-          <w:bCs/>
-          <w:sz w:val="28"/>
-          <w:szCs w:val="28"/>
-        </w:rPr>
-        <w:t xml:space="preserve"> </w:t>
-      </w:r>
-      <w:r>
-        <w:rPr>
-          <w:rFonts w:ascii="Times New Roman" w:hAnsi="Times New Roman" w:cs="Times New Roman"/>
-          <w:bCs/>
-          <w:sz w:val="28"/>
-          <w:szCs w:val="28"/>
-        </w:rPr>
-        <w:t>контактные аудитории). Описание необходимо сопроводить таблицами и/или</w:t>
-      </w:r>
-      <w:r>
-        <w:rPr>
-          <w:rFonts w:ascii="Times New Roman" w:hAnsi="Times New Roman" w:cs="Times New Roman"/>
-          <w:bCs/>
-          <w:sz w:val="28"/>
-          <w:szCs w:val="28"/>
-        </w:rPr>
-        <w:t xml:space="preserve"> </w:t>
-      </w:r>
-      <w:r>
-        <w:rPr>
-          <w:rFonts w:ascii="Times New Roman" w:hAnsi="Times New Roman" w:cs="Times New Roman"/>
-          <w:bCs/>
-          <w:sz w:val="28"/>
-          <w:szCs w:val="28"/>
-        </w:rPr>
-        <w:t>диаграммами и/или сравнительными графиками в разрезе любых параметров за</w:t>
-      </w:r>
-      <w:r>
-        <w:rPr>
-          <w:rFonts w:ascii="Times New Roman" w:hAnsi="Times New Roman" w:cs="Times New Roman"/>
-          <w:bCs/>
-          <w:sz w:val="28"/>
-          <w:szCs w:val="28"/>
-        </w:rPr>
-        <w:t xml:space="preserve"> </w:t>
-      </w:r>
-      <w:r>
-        <w:rPr>
-          <w:rFonts w:ascii="Times New Roman" w:hAnsi="Times New Roman" w:cs="Times New Roman"/>
-          <w:bCs/>
-          <w:sz w:val="28"/>
-          <w:szCs w:val="28"/>
-        </w:rPr>
-        <w:t>последние 3-5 лет (в динамике)</w:t>
-      </w:r>
-      <w:r>
-        <w:rPr>
-          <w:rFonts w:ascii="Times New Roman" w:hAnsi="Times New Roman" w:cs="Times New Roman"/>
-          <w:bCs/>
-          <w:sz w:val="28"/>
-          <w:szCs w:val="28"/>
-        </w:rPr>
-        <w:t>.</w:t>
+        <w:t xml:space="preserve"> уникальные особенности ее работы, которые влияют на ее деятельность: бизнес-направления, ассортимент продукции/услуг, используемые технологии, особенности организации производственной и хозяйственной деятельности, факторы макросреды (факторы, характеризующие развитие национальной экономики в целом: экономические, политические, технологические, социальные) и микросреды (поставщики ресурсов, потребители продукции, конкуренты, посредники, контактные аудитории). Описание необходимо сопроводить таблицами и/или диаграммами и/или сравнительными графиками в разрезе любых параметров за последние 3-5 лет (в динамике).</w:t>
       </w:r>
     </w:p>
     <w:p>
@@ -1757,7 +1461,7 @@
           <w:sz w:val="28"/>
           <w:szCs w:val="28"/>
         </w:rPr>
-        <w:t>представить краткое описание организационной структуры</w:t>
+        <w:t xml:space="preserve">представить краткое описание организационной структуры выбранной организации и описание функционального назначения основных подразделений </w:t>
       </w:r>
       <w:r>
         <w:rPr>
@@ -1766,7 +1470,7 @@
           <w:sz w:val="28"/>
           <w:szCs w:val="28"/>
         </w:rPr>
-        <w:t xml:space="preserve"> </w:t>
+        <w:t>-</w:t>
       </w:r>
       <w:r>
         <w:rPr>
@@ -1775,52 +1479,7 @@
           <w:sz w:val="28"/>
           <w:szCs w:val="28"/>
         </w:rPr>
-        <w:t>выбранной организации и описание функционального назначения основных</w:t>
-      </w:r>
-      <w:r>
-        <w:rPr>
-          <w:rFonts w:ascii="Times New Roman" w:hAnsi="Times New Roman" w:cs="Times New Roman"/>
-          <w:bCs/>
-          <w:sz w:val="28"/>
-          <w:szCs w:val="28"/>
-        </w:rPr>
-        <w:t xml:space="preserve"> </w:t>
-      </w:r>
-      <w:r>
-        <w:rPr>
-          <w:rFonts w:ascii="Times New Roman" w:hAnsi="Times New Roman" w:cs="Times New Roman"/>
-          <w:bCs/>
-          <w:sz w:val="28"/>
-          <w:szCs w:val="28"/>
-        </w:rPr>
-        <w:t xml:space="preserve">подразделений </w:t>
-      </w:r>
-      <w:r>
-        <w:rPr>
-          <w:rFonts w:ascii="Times New Roman" w:hAnsi="Times New Roman" w:cs="Times New Roman"/>
-          <w:bCs/>
-          <w:sz w:val="28"/>
-          <w:szCs w:val="28"/>
-        </w:rPr>
-        <w:t>-</w:t>
-      </w:r>
-      <w:r>
-        <w:rPr>
-          <w:rFonts w:ascii="Times New Roman" w:hAnsi="Times New Roman" w:cs="Times New Roman"/>
-          <w:bCs/>
-          <w:sz w:val="28"/>
-          <w:szCs w:val="28"/>
-        </w:rPr>
-        <w:t xml:space="preserve"> департаментов/отделов</w:t>
-      </w:r>
-      <w:r>
-        <w:rPr>
-          <w:rFonts w:ascii="Times New Roman" w:hAnsi="Times New Roman" w:cs="Times New Roman"/>
-          <w:bCs/>
-          <w:sz w:val="28"/>
-          <w:szCs w:val="28"/>
-        </w:rPr>
-        <w:t>;</w:t>
+        <w:t xml:space="preserve"> департаментов/отделов;</w:t>
       </w:r>
     </w:p>
     <w:p>
@@ -1869,34 +1528,7 @@
           <w:sz w:val="28"/>
           <w:szCs w:val="28"/>
         </w:rPr>
-        <w:t xml:space="preserve"> (линейно-функциональная, матричная,</w:t>
-      </w:r>
-      <w:r>
-        <w:rPr>
-          <w:rFonts w:ascii="Times New Roman" w:hAnsi="Times New Roman" w:cs="Times New Roman"/>
-          <w:bCs/>
-          <w:sz w:val="28"/>
-          <w:szCs w:val="28"/>
-        </w:rPr>
-        <w:t xml:space="preserve"> </w:t>
-      </w:r>
-      <w:r>
-        <w:rPr>
-          <w:rFonts w:ascii="Times New Roman" w:hAnsi="Times New Roman" w:cs="Times New Roman"/>
-          <w:bCs/>
-          <w:sz w:val="28"/>
-          <w:szCs w:val="28"/>
-        </w:rPr>
-        <w:t>процессная и т.д.)</w:t>
-      </w:r>
-      <w:r>
-        <w:rPr>
-          <w:rFonts w:ascii="Times New Roman" w:hAnsi="Times New Roman" w:cs="Times New Roman"/>
-          <w:bCs/>
-          <w:sz w:val="28"/>
-          <w:szCs w:val="28"/>
-        </w:rPr>
-        <w:t>;</w:t>
+        <w:t xml:space="preserve"> (линейно-функциональная, матричная, процессная и т.д.);</w:t>
       </w:r>
     </w:p>
     <w:p>
@@ -1945,62 +1577,9 @@
           <w:sz w:val="28"/>
           <w:szCs w:val="28"/>
         </w:rPr>
-        <w:t xml:space="preserve"> в ПО SILA Union. Рекомендуется выделить</w:t>
-      </w:r>
-      <w:r>
-        <w:rPr>
-          <w:rFonts w:ascii="Times New Roman" w:hAnsi="Times New Roman" w:cs="Times New Roman"/>
-          <w:bCs/>
-          <w:sz w:val="28"/>
-          <w:szCs w:val="28"/>
-        </w:rPr>
-        <w:t xml:space="preserve"> </w:t>
-      </w:r>
-      <w:r>
-        <w:rPr>
-          <w:rFonts w:ascii="Times New Roman" w:hAnsi="Times New Roman" w:cs="Times New Roman"/>
-          <w:bCs/>
-          <w:sz w:val="28"/>
-          <w:szCs w:val="28"/>
-        </w:rPr>
-        <w:t>отдельным цветом/фоном те подразделения, которые имеют непосредственное</w:t>
-      </w:r>
-      <w:r>
-        <w:rPr>
-          <w:rFonts w:ascii="Times New Roman" w:hAnsi="Times New Roman" w:cs="Times New Roman"/>
-          <w:bCs/>
-          <w:sz w:val="28"/>
-          <w:szCs w:val="28"/>
-        </w:rPr>
-        <w:t xml:space="preserve"> </w:t>
-      </w:r>
-      <w:r>
-        <w:rPr>
-          <w:rFonts w:ascii="Times New Roman" w:hAnsi="Times New Roman" w:cs="Times New Roman"/>
-          <w:bCs/>
-          <w:sz w:val="28"/>
-          <w:szCs w:val="28"/>
-        </w:rPr>
-        <w:t>отношение к исследуемому далее бизнес-процессу в соответствии с выданным</w:t>
-      </w:r>
-      <w:r>
-        <w:rPr>
-          <w:rFonts w:ascii="Times New Roman" w:hAnsi="Times New Roman" w:cs="Times New Roman"/>
-          <w:bCs/>
-          <w:sz w:val="28"/>
-          <w:szCs w:val="28"/>
-        </w:rPr>
-        <w:t xml:space="preserve"> </w:t>
-      </w:r>
-      <w:r>
-        <w:rPr>
-          <w:rFonts w:ascii="Times New Roman" w:hAnsi="Times New Roman" w:cs="Times New Roman"/>
-          <w:bCs/>
-          <w:sz w:val="28"/>
-          <w:szCs w:val="28"/>
-        </w:rPr>
-        <w:t>заданием (темой практики).</w:t>
-      </w:r>
+        <w:t xml:space="preserve"> в ПО SILA Union. Рекомендуется выделить отдельным цветом/фоном те подразделения, которые имеют непосредственное отношение к исследуемому далее бизнес-процессу в соответствии с выданным заданием (темой практики).</w:t>
+      </w:r>
+      <w:bookmarkEnd w:id="0"/>
       <w:r>
         <w:rPr>
           <w:rFonts w:ascii="Times New Roman" w:hAnsi="Times New Roman" w:cs="Times New Roman"/>
@@ -2050,6 +1629,7 @@
           <w:szCs w:val="28"/>
         </w:rPr>
       </w:pPr>
+      <w:bookmarkStart w:id="1" w:name="_Hlk225981157"/>
       <w:r>
         <w:rPr>
           <w:rFonts w:ascii="Times New Roman" w:hAnsi="Times New Roman" w:cs="Times New Roman"/>
@@ -2471,7 +2051,178 @@
           <w:sz w:val="28"/>
           <w:szCs w:val="28"/>
         </w:rPr>
-        <w:t>» является высокая оперативность выполнения заказов. Благодаря заранее сформированным конфигурациям компьютерных систем и налаженному производственному процессу значительная часть заказов собирается в день их поступления. В среднем около 95 % заказов выполняются и передаются в доставку в день оформления. Кроме того, большая часть конфигураций доступна для курьерской доставки в день заказа по городу Москве, что позволяет компании обеспечивать высокую скорость обслуживания клиентов и повышать конкурентоспособность на рынке компьютерной техники.</w:t>
+        <w:t xml:space="preserve">» является высокая оперативность выполнения заказов. Благодаря заранее сформированным конфигурациям компьютерных систем и налаженному производственному процессу значительная часть заказов собирается в день их поступления. В среднем около </w:t>
+      </w:r>
+      <w:r>
+        <w:rPr>
+          <w:rFonts w:ascii="Times New Roman" w:hAnsi="Times New Roman" w:cs="Times New Roman"/>
+          <w:sz w:val="28"/>
+          <w:szCs w:val="28"/>
+        </w:rPr>
+        <w:t>80</w:t>
+      </w:r>
+      <w:r>
+        <w:rPr>
+          <w:rFonts w:ascii="Times New Roman" w:hAnsi="Times New Roman" w:cs="Times New Roman"/>
+          <w:sz w:val="28"/>
+          <w:szCs w:val="28"/>
+        </w:rPr>
+        <w:t xml:space="preserve"> % заказов выполняются и передаются в доставку в день оформления. Кроме того, большая часть конфигураций доступна для курьерской доставки в день заказа по городу Москве, что позволяет компании обеспечивать высокую скорость обслуживания клиентов и повышать конкурентоспособность на рынке компьютерной техники.</w:t>
+      </w:r>
+      <w:r>
+        <w:rPr>
+          <w:rFonts w:ascii="Times New Roman" w:hAnsi="Times New Roman" w:cs="Times New Roman"/>
+          <w:sz w:val="28"/>
+          <w:szCs w:val="28"/>
+        </w:rPr>
+        <w:t xml:space="preserve"> Ниже приведен график, построенный по данным </w:t>
+      </w:r>
+      <w:r>
+        <w:rPr>
+          <w:rFonts w:ascii="Times New Roman" w:hAnsi="Times New Roman" w:cs="Times New Roman"/>
+          <w:sz w:val="28"/>
+          <w:szCs w:val="28"/>
+          <w:lang w:val="en-US"/>
+        </w:rPr>
+        <w:t xml:space="preserve">OZON </w:t>
+      </w:r>
+      <w:r>
+        <w:rPr>
+          <w:rFonts w:ascii="Times New Roman" w:hAnsi="Times New Roman" w:cs="Times New Roman"/>
+          <w:sz w:val="28"/>
+          <w:szCs w:val="28"/>
+        </w:rPr>
+        <w:t>за 2025г.</w:t>
+      </w:r>
+    </w:p>
+    <w:p>
+      <w:pPr>
+        <w:widowControl/>
+        <w:suppressAutoHyphens w:val="0"/>
+        <w:spacing w:line="360" w:lineRule="auto"/>
+        <w:jc w:val="both"/>
+        <w:rPr>
+          <w:rFonts w:ascii="Times New Roman" w:hAnsi="Times New Roman" w:cs="Times New Roman"/>
+          <w:sz w:val="28"/>
+          <w:szCs w:val="28"/>
+        </w:rPr>
+      </w:pPr>
+      <w:r>
+        <w:rPr>
+          <w:rFonts w:ascii="Times New Roman" w:hAnsi="Times New Roman" w:cs="Times New Roman"/>
+          <w:noProof/>
+          <w:sz w:val="28"/>
+          <w:szCs w:val="28"/>
+        </w:rPr>
+        <w:lastRenderedPageBreak/>
+        <w:drawing>
+          <wp:inline distT="0" distB="0" distL="0" distR="0" wp14:anchorId="46E4DEA4" wp14:editId="401F07D5">
+            <wp:extent cx="5890846" cy="3534508"/>
+            <wp:effectExtent l="0" t="0" r="0" b="8890"/>
+            <wp:docPr id="4" name="Рисунок 4"/>
+            <wp:cNvGraphicFramePr>
+              <a:graphicFrameLocks xmlns:a="http://schemas.openxmlformats.org/drawingml/2006/main" noChangeAspect="1"/>
+            </wp:cNvGraphicFramePr>
+            <a:graphic xmlns:a="http://schemas.openxmlformats.org/drawingml/2006/main">
+              <a:graphicData uri="http://schemas.openxmlformats.org/drawingml/2006/picture">
+                <pic:pic xmlns:pic="http://schemas.openxmlformats.org/drawingml/2006/picture">
+                  <pic:nvPicPr>
+                    <pic:cNvPr id="0" name="Picture 3"/>
+                    <pic:cNvPicPr>
+                      <a:picLocks noChangeAspect="1" noChangeArrowheads="1"/>
+                    </pic:cNvPicPr>
+                  </pic:nvPicPr>
+                  <pic:blipFill>
+                    <a:blip r:embed="rId7">
+                      <a:extLst>
+                        <a:ext uri="{28A0092B-C50C-407E-A947-70E740481C1C}">
+                          <a14:useLocalDpi xmlns:a14="http://schemas.microsoft.com/office/drawing/2010/main" val="0"/>
+                        </a:ext>
+                      </a:extLst>
+                    </a:blip>
+                    <a:srcRect/>
+                    <a:stretch>
+                      <a:fillRect/>
+                    </a:stretch>
+                  </pic:blipFill>
+                  <pic:spPr bwMode="auto">
+                    <a:xfrm>
+                      <a:off x="0" y="0"/>
+                      <a:ext cx="5912495" cy="3547497"/>
+                    </a:xfrm>
+                    <a:prstGeom prst="rect">
+                      <a:avLst/>
+                    </a:prstGeom>
+                    <a:noFill/>
+                  </pic:spPr>
+                </pic:pic>
+              </a:graphicData>
+            </a:graphic>
+          </wp:inline>
+        </w:drawing>
+      </w:r>
+    </w:p>
+    <w:p>
+      <w:pPr>
+        <w:widowControl/>
+        <w:suppressAutoHyphens w:val="0"/>
+        <w:spacing w:line="360" w:lineRule="auto"/>
+        <w:jc w:val="center"/>
+        <w:rPr>
+          <w:rFonts w:ascii="Times New Roman" w:hAnsi="Times New Roman" w:cs="Times New Roman"/>
+          <w:b/>
+          <w:bCs/>
+        </w:rPr>
+      </w:pPr>
+      <w:r>
+        <w:rPr>
+          <w:rFonts w:ascii="Times New Roman" w:hAnsi="Times New Roman" w:cs="Times New Roman"/>
+          <w:b/>
+          <w:bCs/>
+        </w:rPr>
+        <w:t xml:space="preserve">Рисунок 1 – </w:t>
+      </w:r>
+      <w:r>
+        <w:rPr>
+          <w:rFonts w:ascii="Times New Roman" w:hAnsi="Times New Roman" w:cs="Times New Roman"/>
+          <w:b/>
+          <w:bCs/>
+        </w:rPr>
+        <w:t>Распределение заказов по статусам отгрузки</w:t>
+      </w:r>
+      <w:r>
+        <w:rPr>
+          <w:rFonts w:ascii="Times New Roman" w:hAnsi="Times New Roman" w:cs="Times New Roman"/>
+          <w:b/>
+          <w:bCs/>
+        </w:rPr>
+        <w:t xml:space="preserve"> </w:t>
+      </w:r>
+      <w:r>
+        <w:rPr>
+          <w:rFonts w:ascii="Times New Roman" w:hAnsi="Times New Roman" w:cs="Times New Roman"/>
+          <w:b/>
+          <w:bCs/>
+        </w:rPr>
+        <w:t>компании ООО «</w:t>
+      </w:r>
+      <w:proofErr w:type="spellStart"/>
+      <w:r>
+        <w:rPr>
+          <w:rFonts w:ascii="Times New Roman" w:hAnsi="Times New Roman" w:cs="Times New Roman"/>
+          <w:b/>
+          <w:bCs/>
+        </w:rPr>
+        <w:t>Юкомс</w:t>
+      </w:r>
+      <w:proofErr w:type="spellEnd"/>
+      <w:r>
+        <w:rPr>
+          <w:rFonts w:ascii="Times New Roman" w:hAnsi="Times New Roman" w:cs="Times New Roman"/>
+          <w:b/>
+          <w:bCs/>
+        </w:rPr>
+        <w:t>»</w:t>
       </w:r>
     </w:p>
     <w:p>
@@ -2493,7 +2244,6 @@
           <w:sz w:val="28"/>
           <w:szCs w:val="28"/>
         </w:rPr>
-        <w:lastRenderedPageBreak/>
         <w:t xml:space="preserve">Деятельность организации осуществляется во взаимодействии с участниками внешней среды. К основным факторам микросреды относятся поставщики компьютерных комплектующих (процессоры, материнские платы, видеокарты, накопители и другие компоненты), маркетплейсы и интернет-площадки, через которые осуществляется продажа продукции, а также конечные потребители </w:t>
       </w:r>
       <w:r>
@@ -2534,6 +2284,133 @@
         </w:rPr>
         <w:t>К числу макроэкономических факторов, оказывающих влияние на деятельность компании, относятся развитие рынка компьютерной техники и информационных технологий, динамика курса валют (влияющая на стоимость импортных комплектующих), развитие электронной коммерции и маркетплейсов, а также технологическое развитие отрасли компьютерного оборудования.</w:t>
       </w:r>
+      <w:r>
+        <w:rPr>
+          <w:rFonts w:ascii="Times New Roman" w:hAnsi="Times New Roman" w:cs="Times New Roman"/>
+          <w:sz w:val="28"/>
+          <w:szCs w:val="28"/>
+        </w:rPr>
+        <w:t xml:space="preserve"> Ниже приведен рисунок, предоставленный </w:t>
+      </w:r>
+      <w:r>
+        <w:rPr>
+          <w:rFonts w:ascii="Times New Roman" w:hAnsi="Times New Roman" w:cs="Times New Roman"/>
+          <w:sz w:val="28"/>
+          <w:szCs w:val="28"/>
+          <w:lang w:val="en-US"/>
+        </w:rPr>
+        <w:t>OZON</w:t>
+      </w:r>
+      <w:r>
+        <w:rPr>
+          <w:rFonts w:ascii="Times New Roman" w:hAnsi="Times New Roman" w:cs="Times New Roman"/>
+          <w:sz w:val="28"/>
+          <w:szCs w:val="28"/>
+        </w:rPr>
+        <w:t>.</w:t>
+      </w:r>
+    </w:p>
+    <w:p>
+      <w:pPr>
+        <w:widowControl/>
+        <w:suppressAutoHyphens w:val="0"/>
+        <w:spacing w:line="360" w:lineRule="auto"/>
+        <w:jc w:val="center"/>
+        <w:rPr>
+          <w:rFonts w:ascii="Times New Roman" w:hAnsi="Times New Roman" w:cs="Times New Roman"/>
+          <w:sz w:val="28"/>
+          <w:szCs w:val="28"/>
+        </w:rPr>
+      </w:pPr>
+      <w:r>
+        <w:rPr>
+          <w:noProof/>
+        </w:rPr>
+        <w:lastRenderedPageBreak/>
+        <w:drawing>
+          <wp:inline distT="0" distB="0" distL="0" distR="0" wp14:anchorId="3D80460B" wp14:editId="712E9649">
+            <wp:extent cx="4405990" cy="6775939"/>
+            <wp:effectExtent l="0" t="0" r="0" b="6350"/>
+            <wp:docPr id="5" name="Рисунок 5"/>
+            <wp:cNvGraphicFramePr>
+              <a:graphicFrameLocks xmlns:a="http://schemas.openxmlformats.org/drawingml/2006/main" noChangeAspect="1"/>
+            </wp:cNvGraphicFramePr>
+            <a:graphic xmlns:a="http://schemas.openxmlformats.org/drawingml/2006/main">
+              <a:graphicData uri="http://schemas.openxmlformats.org/drawingml/2006/picture">
+                <pic:pic xmlns:pic="http://schemas.openxmlformats.org/drawingml/2006/picture">
+                  <pic:nvPicPr>
+                    <pic:cNvPr id="1" name=""/>
+                    <pic:cNvPicPr/>
+                  </pic:nvPicPr>
+                  <pic:blipFill>
+                    <a:blip r:embed="rId8"/>
+                    <a:stretch>
+                      <a:fillRect/>
+                    </a:stretch>
+                  </pic:blipFill>
+                  <pic:spPr>
+                    <a:xfrm>
+                      <a:off x="0" y="0"/>
+                      <a:ext cx="4413933" cy="6788154"/>
+                    </a:xfrm>
+                    <a:prstGeom prst="rect">
+                      <a:avLst/>
+                    </a:prstGeom>
+                  </pic:spPr>
+                </pic:pic>
+              </a:graphicData>
+            </a:graphic>
+          </wp:inline>
+        </w:drawing>
+      </w:r>
+    </w:p>
+    <w:p>
+      <w:pPr>
+        <w:widowControl/>
+        <w:suppressAutoHyphens w:val="0"/>
+        <w:spacing w:line="360" w:lineRule="auto"/>
+        <w:jc w:val="center"/>
+        <w:rPr>
+          <w:rFonts w:ascii="Times New Roman" w:hAnsi="Times New Roman" w:cs="Times New Roman"/>
+          <w:b/>
+          <w:bCs/>
+        </w:rPr>
+      </w:pPr>
+      <w:r>
+        <w:rPr>
+          <w:rFonts w:ascii="Times New Roman" w:hAnsi="Times New Roman" w:cs="Times New Roman"/>
+          <w:b/>
+          <w:bCs/>
+        </w:rPr>
+        <w:t>Рисунок 2 – Статус компании ООО «</w:t>
+      </w:r>
+      <w:proofErr w:type="spellStart"/>
+      <w:r>
+        <w:rPr>
+          <w:rFonts w:ascii="Times New Roman" w:hAnsi="Times New Roman" w:cs="Times New Roman"/>
+          <w:b/>
+          <w:bCs/>
+        </w:rPr>
+        <w:t>Юкомс</w:t>
+      </w:r>
+      <w:proofErr w:type="spellEnd"/>
+      <w:r>
+        <w:rPr>
+          <w:rFonts w:ascii="Times New Roman" w:hAnsi="Times New Roman" w:cs="Times New Roman"/>
+          <w:b/>
+          <w:bCs/>
+        </w:rPr>
+        <w:t xml:space="preserve">» на маркетплейсе </w:t>
+      </w:r>
+      <w:r>
+        <w:rPr>
+          <w:rFonts w:ascii="Times New Roman" w:hAnsi="Times New Roman" w:cs="Times New Roman"/>
+          <w:b/>
+          <w:bCs/>
+          <w:lang w:val="en-US"/>
+        </w:rPr>
+        <w:t>OZON</w:t>
+      </w:r>
     </w:p>
     <w:p>
       <w:pPr>
@@ -2579,9 +2456,7 @@
       <w:pPr>
         <w:widowControl/>
         <w:suppressAutoHyphens w:val="0"/>
-        <w:spacing w:line="360" w:lineRule="auto"/>
-        <w:ind w:firstLine="709"/>
-        <w:jc w:val="both"/>
+        <w:spacing w:after="160" w:line="259" w:lineRule="auto"/>
         <w:rPr>
           <w:rFonts w:ascii="Times New Roman" w:hAnsi="Times New Roman" w:cs="Times New Roman"/>
           <w:b/>
@@ -2598,7 +2473,7 @@
           <w:sz w:val="28"/>
           <w:szCs w:val="28"/>
         </w:rPr>
-        <w:t>2. Организационная структура организации</w:t>
+        <w:br w:type="page"/>
       </w:r>
     </w:p>
     <w:p>
@@ -2610,35 +2485,22 @@
         <w:jc w:val="both"/>
         <w:rPr>
           <w:rFonts w:ascii="Times New Roman" w:hAnsi="Times New Roman" w:cs="Times New Roman"/>
-          <w:sz w:val="28"/>
-          <w:szCs w:val="28"/>
-        </w:rPr>
-      </w:pPr>
-      <w:r>
-        <w:rPr>
-          <w:rFonts w:ascii="Times New Roman" w:hAnsi="Times New Roman" w:cs="Times New Roman"/>
-          <w:sz w:val="28"/>
-          <w:szCs w:val="28"/>
-        </w:rPr>
-        <w:t>Организационная структура ООО «</w:t>
-      </w:r>
-      <w:proofErr w:type="spellStart"/>
-      <w:r>
-        <w:rPr>
-          <w:rFonts w:ascii="Times New Roman" w:hAnsi="Times New Roman" w:cs="Times New Roman"/>
-          <w:sz w:val="28"/>
-          <w:szCs w:val="28"/>
-        </w:rPr>
-        <w:t>Юкомс</w:t>
-      </w:r>
-      <w:proofErr w:type="spellEnd"/>
-      <w:r>
-        <w:rPr>
-          <w:rFonts w:ascii="Times New Roman" w:hAnsi="Times New Roman" w:cs="Times New Roman"/>
-          <w:sz w:val="28"/>
-          <w:szCs w:val="28"/>
-        </w:rPr>
-        <w:t>» имеет линейно-функциональный тип, при котором управление осуществляется руководителем организации, а основные функции распределяются между специализированными подразделениями. Такая структура характерна для предприятий малого и среднего бизнеса, осуществляющих производственно-торговую деятельность.</w:t>
+          <w:b/>
+          <w:bCs/>
+          <w:sz w:val="28"/>
+          <w:szCs w:val="28"/>
+        </w:rPr>
+      </w:pPr>
+      <w:r>
+        <w:rPr>
+          <w:rFonts w:ascii="Times New Roman" w:hAnsi="Times New Roman" w:cs="Times New Roman"/>
+          <w:b/>
+          <w:bCs/>
+          <w:sz w:val="28"/>
+          <w:szCs w:val="28"/>
+        </w:rPr>
+        <w:lastRenderedPageBreak/>
+        <w:t>2. Организационная структура организации</w:t>
       </w:r>
     </w:p>
     <w:p>
@@ -2660,7 +2522,25 @@
           <w:sz w:val="28"/>
           <w:szCs w:val="28"/>
         </w:rPr>
-        <w:t>В структуре организации можно выделить следующие основные подразделения.</w:t>
+        <w:t>Организационная структура ООО «</w:t>
+      </w:r>
+      <w:proofErr w:type="spellStart"/>
+      <w:r>
+        <w:rPr>
+          <w:rFonts w:ascii="Times New Roman" w:hAnsi="Times New Roman" w:cs="Times New Roman"/>
+          <w:sz w:val="28"/>
+          <w:szCs w:val="28"/>
+        </w:rPr>
+        <w:t>Юкомс</w:t>
+      </w:r>
+      <w:proofErr w:type="spellEnd"/>
+      <w:r>
+        <w:rPr>
+          <w:rFonts w:ascii="Times New Roman" w:hAnsi="Times New Roman" w:cs="Times New Roman"/>
+          <w:sz w:val="28"/>
+          <w:szCs w:val="28"/>
+        </w:rPr>
+        <w:t>» имеет линейно-функциональный тип, при котором управление осуществляется руководителем организации, а основные функции распределяются между специализированными подразделениями. Такая структура характерна для предприятий малого и среднего бизнеса, осуществляющих производственно-торговую деятельность.</w:t>
       </w:r>
     </w:p>
     <w:p>
@@ -2672,21 +2552,168 @@
         <w:jc w:val="both"/>
         <w:rPr>
           <w:rFonts w:ascii="Times New Roman" w:hAnsi="Times New Roman" w:cs="Times New Roman"/>
-          <w:b/>
-          <w:bCs/>
-          <w:sz w:val="28"/>
-          <w:szCs w:val="28"/>
-        </w:rPr>
-      </w:pPr>
-      <w:r>
-        <w:rPr>
-          <w:rFonts w:ascii="Times New Roman" w:hAnsi="Times New Roman" w:cs="Times New Roman"/>
-          <w:b/>
-          <w:bCs/>
-          <w:sz w:val="28"/>
-          <w:szCs w:val="28"/>
-        </w:rPr>
-        <w:t>Руководство компании</w:t>
+          <w:sz w:val="28"/>
+          <w:szCs w:val="28"/>
+        </w:rPr>
+      </w:pPr>
+      <w:r>
+        <w:rPr>
+          <w:rFonts w:ascii="Times New Roman" w:hAnsi="Times New Roman" w:cs="Times New Roman"/>
+          <w:sz w:val="28"/>
+          <w:szCs w:val="28"/>
+        </w:rPr>
+        <w:t>Руководством компании о</w:t>
+      </w:r>
+      <w:r>
+        <w:rPr>
+          <w:rFonts w:ascii="Times New Roman" w:hAnsi="Times New Roman" w:cs="Times New Roman"/>
+          <w:sz w:val="28"/>
+          <w:szCs w:val="28"/>
+        </w:rPr>
+        <w:t>существляет стратегическое управление организацией, принимает ключевые управленческие решения, определяет направления развития бизнеса и контролирует деятельность всех подразделений</w:t>
+      </w:r>
+      <w:r>
+        <w:rPr>
+          <w:rFonts w:ascii="Times New Roman" w:hAnsi="Times New Roman" w:cs="Times New Roman"/>
+          <w:sz w:val="28"/>
+          <w:szCs w:val="28"/>
+        </w:rPr>
+        <w:t>, в том числе и управление ю</w:t>
+      </w:r>
+      <w:r>
+        <w:rPr>
+          <w:rFonts w:ascii="Times New Roman" w:hAnsi="Times New Roman" w:cs="Times New Roman"/>
+          <w:sz w:val="28"/>
+          <w:szCs w:val="28"/>
+        </w:rPr>
+        <w:t>ридическ</w:t>
+      </w:r>
+      <w:r>
+        <w:rPr>
+          <w:rFonts w:ascii="Times New Roman" w:hAnsi="Times New Roman" w:cs="Times New Roman"/>
+          <w:sz w:val="28"/>
+          <w:szCs w:val="28"/>
+        </w:rPr>
+        <w:t xml:space="preserve">им </w:t>
+      </w:r>
+      <w:r>
+        <w:rPr>
+          <w:rFonts w:ascii="Times New Roman" w:hAnsi="Times New Roman" w:cs="Times New Roman"/>
+          <w:sz w:val="28"/>
+          <w:szCs w:val="28"/>
+        </w:rPr>
+        <w:t>сопровождение</w:t>
+      </w:r>
+      <w:r>
+        <w:rPr>
+          <w:rFonts w:ascii="Times New Roman" w:hAnsi="Times New Roman" w:cs="Times New Roman"/>
+          <w:sz w:val="28"/>
+          <w:szCs w:val="28"/>
+        </w:rPr>
+        <w:t>м</w:t>
+      </w:r>
+      <w:r>
+        <w:rPr>
+          <w:rFonts w:ascii="Times New Roman" w:hAnsi="Times New Roman" w:cs="Times New Roman"/>
+          <w:sz w:val="28"/>
+          <w:szCs w:val="28"/>
+        </w:rPr>
+        <w:t xml:space="preserve"> деятельности организации</w:t>
+      </w:r>
+      <w:r>
+        <w:rPr>
+          <w:rFonts w:ascii="Times New Roman" w:hAnsi="Times New Roman" w:cs="Times New Roman"/>
+          <w:sz w:val="28"/>
+          <w:szCs w:val="28"/>
+        </w:rPr>
+        <w:t>, с помощью</w:t>
+      </w:r>
+      <w:r>
+        <w:rPr>
+          <w:rFonts w:ascii="Times New Roman" w:hAnsi="Times New Roman" w:cs="Times New Roman"/>
+          <w:sz w:val="28"/>
+          <w:szCs w:val="28"/>
+        </w:rPr>
+        <w:t xml:space="preserve"> привлечённ</w:t>
+      </w:r>
+      <w:r>
+        <w:rPr>
+          <w:rFonts w:ascii="Times New Roman" w:hAnsi="Times New Roman" w:cs="Times New Roman"/>
+          <w:sz w:val="28"/>
+          <w:szCs w:val="28"/>
+        </w:rPr>
+        <w:t xml:space="preserve">ого </w:t>
+      </w:r>
+      <w:r>
+        <w:rPr>
+          <w:rFonts w:ascii="Times New Roman" w:hAnsi="Times New Roman" w:cs="Times New Roman"/>
+          <w:sz w:val="28"/>
+          <w:szCs w:val="28"/>
+        </w:rPr>
+        <w:t>специалистом на аутсорсинговой основе. Внешний сотрудник обеспечивает правовую поддержку компании, включая консультации, сопровождение договорной работы, а также контроль соблюдения нормативных требований. Данный подход позволяет снизить постоянные издержки и привлекать специализированные компетенции по мере необходимости.</w:t>
+      </w:r>
+    </w:p>
+    <w:p>
+      <w:pPr>
+        <w:widowControl/>
+        <w:suppressAutoHyphens w:val="0"/>
+        <w:spacing w:line="360" w:lineRule="auto"/>
+        <w:ind w:firstLine="900"/>
+        <w:jc w:val="both"/>
+        <w:rPr>
+          <w:rFonts w:ascii="Times New Roman" w:hAnsi="Times New Roman" w:cs="Times New Roman"/>
+          <w:sz w:val="28"/>
+          <w:szCs w:val="28"/>
+        </w:rPr>
+      </w:pPr>
+      <w:r>
+        <w:rPr>
+          <w:rFonts w:ascii="Times New Roman" w:hAnsi="Times New Roman" w:cs="Times New Roman"/>
+          <w:sz w:val="28"/>
+          <w:szCs w:val="28"/>
+        </w:rPr>
+        <w:t>Отдел электронной коммерции</w:t>
+      </w:r>
+      <w:r>
+        <w:rPr>
+          <w:rFonts w:ascii="Times New Roman" w:hAnsi="Times New Roman" w:cs="Times New Roman"/>
+          <w:sz w:val="28"/>
+          <w:szCs w:val="28"/>
+        </w:rPr>
+        <w:t xml:space="preserve"> о</w:t>
+      </w:r>
+      <w:r>
+        <w:rPr>
+          <w:rFonts w:ascii="Times New Roman" w:hAnsi="Times New Roman" w:cs="Times New Roman"/>
+          <w:sz w:val="28"/>
+          <w:szCs w:val="28"/>
+        </w:rPr>
+        <w:t>твечает за управление продажами через маркетплейсы и интернет-ресурсы компании. Подразделение занимается формированием и сопровождением карточек товаров, настройкой вариаций конфигураций компьютерных систем, анализом спроса на различные конфигурации и поддержанием конкурентоспособности предложений на торговых площадках. Кроме того, сотрудники отдела участвуют в развитии интернет-ресурсов компании, включая разработку и поддержку сайта. Одним из направлений работы подразделения является участие в создании и развитии онлайн-конфигуратора компьютерных систем, предназначенного для формирования пользовательских конфигураций ПК на сайте компании. В составе подразделения работают менеджер маркетплейсов и дизайнеры, занимающиеся разработкой визуального оформления карточек товаров и рекламных материалов.</w:t>
+      </w:r>
+      <w:r>
+        <w:rPr>
+          <w:rFonts w:ascii="Times New Roman" w:hAnsi="Times New Roman" w:cs="Times New Roman"/>
+          <w:sz w:val="28"/>
+          <w:szCs w:val="28"/>
+        </w:rPr>
+        <w:t xml:space="preserve"> </w:t>
+      </w:r>
+      <w:r>
+        <w:rPr>
+          <w:rFonts w:ascii="Times New Roman" w:hAnsi="Times New Roman" w:cs="Times New Roman"/>
+          <w:sz w:val="28"/>
+          <w:szCs w:val="28"/>
+        </w:rPr>
+        <w:t xml:space="preserve">В рамках данного подразделения менеджер </w:t>
+      </w:r>
+      <w:r>
+        <w:rPr>
+          <w:rFonts w:ascii="Times New Roman" w:hAnsi="Times New Roman" w:cs="Times New Roman"/>
+          <w:sz w:val="28"/>
+          <w:szCs w:val="28"/>
+        </w:rPr>
+        <w:lastRenderedPageBreak/>
+        <w:t>маркетплейсов отвечает за управление ассортиментом, анализ спроса и взаимодействие с торговыми площадками, тогда как дизайнеры обеспечивают визуальное оформление карточек товаров и рекламных материалов, влияя на восприятие продукции клиентами и конверсию продаж.</w:t>
       </w:r>
     </w:p>
     <w:p>
@@ -2708,7 +2735,23 @@
           <w:sz w:val="28"/>
           <w:szCs w:val="28"/>
         </w:rPr>
-        <w:t>Осуществляет стратегическое управление организацией, принимает ключевые управленческие решения, определяет направления развития бизнеса и контролирует деятельность всех подразделений.</w:t>
+        <w:t>Производственный участок</w:t>
+      </w:r>
+      <w:r>
+        <w:rPr>
+          <w:rFonts w:ascii="Times New Roman" w:hAnsi="Times New Roman" w:cs="Times New Roman"/>
+          <w:sz w:val="28"/>
+          <w:szCs w:val="28"/>
+        </w:rPr>
+        <w:t xml:space="preserve"> о</w:t>
+      </w:r>
+      <w:r>
+        <w:rPr>
+          <w:rFonts w:ascii="Times New Roman" w:hAnsi="Times New Roman" w:cs="Times New Roman"/>
+          <w:sz w:val="28"/>
+          <w:szCs w:val="28"/>
+        </w:rPr>
+        <w:t>твечает за сборку компьютерных систем и подготовку оборудования к отправке клиентам. Руководитель производственного участка осуществляет организацию выполнения заказов, включая закупку комплектующих, контроль сборки, тестирования и упаковки готовых систем.</w:t>
       </w:r>
     </w:p>
     <w:p>
@@ -2720,22 +2763,17 @@
         <w:jc w:val="both"/>
         <w:rPr>
           <w:rFonts w:ascii="Times New Roman" w:hAnsi="Times New Roman" w:cs="Times New Roman"/>
-          <w:b/>
-          <w:bCs/>
-          <w:sz w:val="28"/>
-          <w:szCs w:val="28"/>
-        </w:rPr>
-      </w:pPr>
-      <w:r>
-        <w:rPr>
-          <w:rFonts w:ascii="Times New Roman" w:hAnsi="Times New Roman" w:cs="Times New Roman"/>
-          <w:b/>
-          <w:bCs/>
-          <w:sz w:val="28"/>
-          <w:szCs w:val="28"/>
-        </w:rPr>
-        <w:lastRenderedPageBreak/>
-        <w:t>Отдел электронной коммерции</w:t>
+          <w:sz w:val="28"/>
+          <w:szCs w:val="28"/>
+        </w:rPr>
+      </w:pPr>
+      <w:r>
+        <w:rPr>
+          <w:rFonts w:ascii="Times New Roman" w:hAnsi="Times New Roman" w:cs="Times New Roman"/>
+          <w:sz w:val="28"/>
+          <w:szCs w:val="28"/>
+        </w:rPr>
+        <w:t>Производственный процесс включает несколько этапов. Сначала выполняется сборка базовой платформы компьютера, которая включает установку материнской платы, процессора, оперативной памяти, накопителей и системы охлаждения. Установка операционной системы и базового программного обеспечения осуществляется автоматически через сетевую систему развертывания. При необходимости сотрудники выполняют настройку параметров BIOS.</w:t>
       </w:r>
     </w:p>
     <w:p>
@@ -2757,7 +2795,7 @@
           <w:sz w:val="28"/>
           <w:szCs w:val="28"/>
         </w:rPr>
-        <w:t>Отвечает за управление продажами через маркетплейсы и интернет-ресурсы компании. Подразделение занимается формированием и сопровождением карточек товаров, настройкой вариаций конфигураций компьютерных систем, анализом спроса на различные конфигурации и поддержанием конкурентоспособности предложений на торговых площадках. Кроме того, сотрудники отдела участвуют в развитии интернет-ресурсов компании, включая разработку и поддержку сайта. Одним из направлений работы подразделения является участие в создании и развитии онлайн-конфигуратора компьютерных систем, предназначенного для формирования пользовательских конфигураций ПК на сайте компании. В составе подразделения работают менеджер маркетплейсов и дизайнеры, занимающиеся разработкой визуального оформления карточек товаров и рекламных материалов.</w:t>
+        <w:t>После этого осуществляется окончательная сборка компьютера в корпусе, подключение блока питания и других компонентов системы. На завершающем этапе проводится тестирование работоспособности системы с использованием специализированного программного обеспечения, после чего выполняется упаковка готового компьютера и подготовка заказа к отправке.</w:t>
       </w:r>
     </w:p>
     <w:p>
@@ -2769,21 +2807,49 @@
         <w:jc w:val="both"/>
         <w:rPr>
           <w:rFonts w:ascii="Times New Roman" w:hAnsi="Times New Roman" w:cs="Times New Roman"/>
-          <w:b/>
-          <w:bCs/>
-          <w:sz w:val="28"/>
-          <w:szCs w:val="28"/>
-        </w:rPr>
-      </w:pPr>
-      <w:r>
-        <w:rPr>
-          <w:rFonts w:ascii="Times New Roman" w:hAnsi="Times New Roman" w:cs="Times New Roman"/>
-          <w:b/>
-          <w:bCs/>
-          <w:sz w:val="28"/>
-          <w:szCs w:val="28"/>
-        </w:rPr>
-        <w:t>Производственный участок</w:t>
+          <w:sz w:val="28"/>
+          <w:szCs w:val="28"/>
+        </w:rPr>
+      </w:pPr>
+      <w:r>
+        <w:rPr>
+          <w:rFonts w:ascii="Times New Roman" w:hAnsi="Times New Roman" w:cs="Times New Roman"/>
+          <w:sz w:val="28"/>
+          <w:szCs w:val="28"/>
+        </w:rPr>
+        <w:t>Руководитель производственного участка выполняет функции координации и контроля выполнения заказов, включая планирование загрузки</w:t>
+      </w:r>
+      <w:r>
+        <w:rPr>
+          <w:rFonts w:ascii="Times New Roman" w:hAnsi="Times New Roman" w:cs="Times New Roman"/>
+          <w:sz w:val="28"/>
+          <w:szCs w:val="28"/>
+        </w:rPr>
+        <w:t xml:space="preserve">, </w:t>
+      </w:r>
+      <w:r>
+        <w:rPr>
+          <w:rFonts w:ascii="Times New Roman" w:hAnsi="Times New Roman" w:cs="Times New Roman"/>
+          <w:sz w:val="28"/>
+          <w:szCs w:val="28"/>
+        </w:rPr>
+        <w:t>обеспечение наличия комплектующих</w:t>
+      </w:r>
+      <w:r>
+        <w:rPr>
+          <w:rFonts w:ascii="Times New Roman" w:hAnsi="Times New Roman" w:cs="Times New Roman"/>
+          <w:sz w:val="28"/>
+          <w:szCs w:val="28"/>
+        </w:rPr>
+        <w:t xml:space="preserve"> и передачу в логистический отдел</w:t>
+      </w:r>
+      <w:r>
+        <w:rPr>
+          <w:rFonts w:ascii="Times New Roman" w:hAnsi="Times New Roman" w:cs="Times New Roman"/>
+          <w:sz w:val="28"/>
+          <w:szCs w:val="28"/>
+        </w:rPr>
+        <w:t>. Сотрудники, осуществляющие сборку, отвечают за корректность установки компонентов и соответствие конфигурации заявленным характеристикам, а также участвуют в тестировании и подготовке продукции к отгрузке.</w:t>
       </w:r>
     </w:p>
     <w:p>
@@ -2805,7 +2871,24 @@
           <w:sz w:val="28"/>
           <w:szCs w:val="28"/>
         </w:rPr>
-        <w:t>Отвечает за сборку компьютерных систем и подготовку оборудования к отправке клиентам. Руководитель производственного участка осуществляет организацию выполнения заказов, включая закупку комплектующих, контроль сборки, тестирования и упаковки готовых систем.</w:t>
+        <w:t>Логистический отдел о</w:t>
+      </w:r>
+      <w:r>
+        <w:rPr>
+          <w:rFonts w:ascii="Times New Roman" w:hAnsi="Times New Roman" w:cs="Times New Roman"/>
+          <w:sz w:val="28"/>
+          <w:szCs w:val="28"/>
+        </w:rPr>
+        <w:t xml:space="preserve">беспечивает транспортировку готовых заказов на склады маркетплейсов. Доставка собранных компьютерных систем осуществляется водителем компании, который ежедневно выполняет перевозку </w:t>
+      </w:r>
+      <w:r>
+        <w:rPr>
+          <w:rFonts w:ascii="Times New Roman" w:hAnsi="Times New Roman" w:cs="Times New Roman"/>
+          <w:sz w:val="28"/>
+          <w:szCs w:val="28"/>
+        </w:rPr>
+        <w:lastRenderedPageBreak/>
+        <w:t>готовых заказов на склад маркетплейса для дальнейшей обработки и отправки покупателям.</w:t>
       </w:r>
     </w:p>
     <w:p>
@@ -2827,7 +2910,49 @@
           <w:sz w:val="28"/>
           <w:szCs w:val="28"/>
         </w:rPr>
-        <w:t>Производственный процесс включает несколько этапов. Сначала выполняется сборка базовой платформы компьютера, которая включает установку материнской платы, процессора, оперативной памяти, накопителей и системы охлаждения. Установка операционной системы и базового программного обеспечения осуществляется автоматически через сетевую систему развертывания. При необходимости сотрудники выполняют настройку параметров BIOS.</w:t>
+        <w:t xml:space="preserve">Отдел клиентской поддержки </w:t>
+      </w:r>
+      <w:proofErr w:type="gramStart"/>
+      <w:r>
+        <w:rPr>
+          <w:rFonts w:ascii="Times New Roman" w:hAnsi="Times New Roman" w:cs="Times New Roman"/>
+          <w:sz w:val="28"/>
+          <w:szCs w:val="28"/>
+        </w:rPr>
+        <w:t>и  сервисного</w:t>
+      </w:r>
+      <w:proofErr w:type="gramEnd"/>
+      <w:r>
+        <w:rPr>
+          <w:rFonts w:ascii="Times New Roman" w:hAnsi="Times New Roman" w:cs="Times New Roman"/>
+          <w:sz w:val="28"/>
+          <w:szCs w:val="28"/>
+        </w:rPr>
+        <w:t xml:space="preserve"> обслуживания работает непосредственно над </w:t>
+      </w:r>
+      <w:r>
+        <w:rPr>
+          <w:rFonts w:ascii="Times New Roman" w:hAnsi="Times New Roman" w:cs="Times New Roman"/>
+          <w:sz w:val="28"/>
+          <w:szCs w:val="28"/>
+        </w:rPr>
+        <w:t>консультаци</w:t>
+      </w:r>
+      <w:r>
+        <w:rPr>
+          <w:rFonts w:ascii="Times New Roman" w:hAnsi="Times New Roman" w:cs="Times New Roman"/>
+          <w:sz w:val="28"/>
+          <w:szCs w:val="28"/>
+        </w:rPr>
+        <w:t>ей</w:t>
+      </w:r>
+      <w:r>
+        <w:rPr>
+          <w:rFonts w:ascii="Times New Roman" w:hAnsi="Times New Roman" w:cs="Times New Roman"/>
+          <w:sz w:val="28"/>
+          <w:szCs w:val="28"/>
+        </w:rPr>
+        <w:t xml:space="preserve"> клиентов, оформляющих заказы через сайт компании, помогает в выборе конфигураций компьютерных систем и контролирует статус выполнения заказов. Кроме того, сотрудники отдела занимаются обработкой возвратов товаров, организацией гарантийного ремонта компьютерной техники и взаимодействием с клиентами при возникновении технических проблем. Работа подразделения осуществляется в сменном режиме.</w:t>
       </w:r>
     </w:p>
     <w:p>
@@ -2849,16 +2974,23 @@
           <w:sz w:val="28"/>
           <w:szCs w:val="28"/>
         </w:rPr>
-        <w:t xml:space="preserve">После этого осуществляется окончательная сборка компьютера в корпусе, подключение блока питания и других компонентов системы. На завершающем этапе проводится тестирование работоспособности системы с </w:t>
-      </w:r>
-      <w:r>
-        <w:rPr>
-          <w:rFonts w:ascii="Times New Roman" w:hAnsi="Times New Roman" w:cs="Times New Roman"/>
-          <w:sz w:val="28"/>
-          <w:szCs w:val="28"/>
-        </w:rPr>
-        <w:lastRenderedPageBreak/>
-        <w:t>использованием специализированного программного обеспечения, после чего выполняется упаковка готового компьютера и подготовка заказа к отправке.</w:t>
+        <w:t>Отдел ИТ-поддержки и технического сопровождения</w:t>
+      </w:r>
+      <w:r>
+        <w:rPr>
+          <w:rFonts w:ascii="Times New Roman" w:hAnsi="Times New Roman" w:cs="Times New Roman"/>
+          <w:sz w:val="28"/>
+          <w:szCs w:val="28"/>
+        </w:rPr>
+        <w:t xml:space="preserve"> о</w:t>
+      </w:r>
+      <w:r>
+        <w:rPr>
+          <w:rFonts w:ascii="Times New Roman" w:hAnsi="Times New Roman" w:cs="Times New Roman"/>
+          <w:sz w:val="28"/>
+          <w:szCs w:val="28"/>
+        </w:rPr>
+        <w:t>беспечивает функционирование информационной инфраструктуры компании. В задачи подразделения входит разработка и сопровождение корпоративных информационных систем, включая сайт компании, внутреннюю CMS-систему и базы данных.</w:t>
       </w:r>
     </w:p>
     <w:p>
@@ -2870,21 +3002,35 @@
         <w:jc w:val="both"/>
         <w:rPr>
           <w:rFonts w:ascii="Times New Roman" w:hAnsi="Times New Roman" w:cs="Times New Roman"/>
-          <w:b/>
-          <w:bCs/>
-          <w:sz w:val="28"/>
-          <w:szCs w:val="28"/>
-        </w:rPr>
-      </w:pPr>
-      <w:r>
-        <w:rPr>
-          <w:rFonts w:ascii="Times New Roman" w:hAnsi="Times New Roman" w:cs="Times New Roman"/>
-          <w:b/>
-          <w:bCs/>
-          <w:sz w:val="28"/>
-          <w:szCs w:val="28"/>
-        </w:rPr>
-        <w:t>Логистика и доставка</w:t>
+          <w:sz w:val="28"/>
+          <w:szCs w:val="28"/>
+        </w:rPr>
+      </w:pPr>
+      <w:r>
+        <w:rPr>
+          <w:rFonts w:ascii="Times New Roman" w:hAnsi="Times New Roman" w:cs="Times New Roman"/>
+          <w:sz w:val="28"/>
+          <w:szCs w:val="28"/>
+        </w:rPr>
+        <w:t xml:space="preserve">ИТ-подразделение также отвечает за поддержку двух типов хранилищ данных: локального файлового хранилища, доступ к которому имеют сотрудники офиса для работы с внутренними документами и рабочими файлами, и облачного хранилища, используемого для резервного хранения данных, </w:t>
+      </w:r>
+      <w:proofErr w:type="spellStart"/>
+      <w:r>
+        <w:rPr>
+          <w:rFonts w:ascii="Times New Roman" w:hAnsi="Times New Roman" w:cs="Times New Roman"/>
+          <w:sz w:val="28"/>
+          <w:szCs w:val="28"/>
+        </w:rPr>
+        <w:t>видеодокументации</w:t>
+      </w:r>
+      <w:proofErr w:type="spellEnd"/>
+      <w:r>
+        <w:rPr>
+          <w:rFonts w:ascii="Times New Roman" w:hAnsi="Times New Roman" w:cs="Times New Roman"/>
+          <w:sz w:val="28"/>
+          <w:szCs w:val="28"/>
+        </w:rPr>
+        <w:t xml:space="preserve"> сборок и обмена информацией между подразделениями. Кроме того, подразделение обеспечивает поддержку внутренней сети и программных инструментов, используемых сотрудниками организации.</w:t>
       </w:r>
     </w:p>
     <w:p>
@@ -2906,7 +3052,7 @@
           <w:sz w:val="28"/>
           <w:szCs w:val="28"/>
         </w:rPr>
-        <w:t>Обеспечивает транспортировку готовых заказов на склады маркетплейсов. Доставка собранных компьютерных систем осуществляется водителем компании, который ежедневно выполняет перевозку готовых заказов на склад маркетплейса для дальнейшей обработки и отправки покупателям.</w:t>
+        <w:t>Специалисты ИТ-подразделения выполняют роль разработчиков и администраторов информационных систем, обеспечивая автоматизацию бизнес-процессов, поддержку инфраструктуры и стабильную работу внутренних и внешних сервисов компании.</w:t>
       </w:r>
     </w:p>
     <w:p>
@@ -2918,21 +3064,26 @@
         <w:jc w:val="both"/>
         <w:rPr>
           <w:rFonts w:ascii="Times New Roman" w:hAnsi="Times New Roman" w:cs="Times New Roman"/>
-          <w:b/>
-          <w:bCs/>
-          <w:sz w:val="28"/>
-          <w:szCs w:val="28"/>
-        </w:rPr>
-      </w:pPr>
-      <w:r>
-        <w:rPr>
-          <w:rFonts w:ascii="Times New Roman" w:hAnsi="Times New Roman" w:cs="Times New Roman"/>
-          <w:b/>
-          <w:bCs/>
-          <w:sz w:val="28"/>
-          <w:szCs w:val="28"/>
-        </w:rPr>
-        <w:t>Отдел клиентской поддержки и сервисного обслуживания</w:t>
+          <w:sz w:val="28"/>
+          <w:szCs w:val="28"/>
+        </w:rPr>
+      </w:pPr>
+      <w:r>
+        <w:rPr>
+          <w:rFonts w:ascii="Times New Roman" w:hAnsi="Times New Roman" w:cs="Times New Roman"/>
+          <w:sz w:val="28"/>
+          <w:szCs w:val="28"/>
+        </w:rPr>
+        <w:t xml:space="preserve">В рамках дальнейшего исследования бизнес-процесса «Сопровождение заказов на поставку компьютерных систем» непосредственное участие </w:t>
+      </w:r>
+      <w:r>
+        <w:rPr>
+          <w:rFonts w:ascii="Times New Roman" w:hAnsi="Times New Roman" w:cs="Times New Roman"/>
+          <w:sz w:val="28"/>
+          <w:szCs w:val="28"/>
+        </w:rPr>
+        <w:lastRenderedPageBreak/>
+        <w:t>принимают отдел электронной коммерции, производственный участок, логистическая функция организации, а также ИТ-подразделение.</w:t>
       </w:r>
     </w:p>
     <w:p>
@@ -2940,140 +3091,7 @@
         <w:widowControl/>
         <w:suppressAutoHyphens w:val="0"/>
         <w:spacing w:line="360" w:lineRule="auto"/>
-        <w:ind w:firstLine="709"/>
-        <w:jc w:val="both"/>
-        <w:rPr>
-          <w:rFonts w:ascii="Times New Roman" w:hAnsi="Times New Roman" w:cs="Times New Roman"/>
-          <w:sz w:val="28"/>
-          <w:szCs w:val="28"/>
-        </w:rPr>
-      </w:pPr>
-      <w:r>
-        <w:rPr>
-          <w:rFonts w:ascii="Times New Roman" w:hAnsi="Times New Roman" w:cs="Times New Roman"/>
-          <w:sz w:val="28"/>
-          <w:szCs w:val="28"/>
-        </w:rPr>
-        <w:t>Данное подразделение осуществляет консультации клиентов, оформляющих заказы через сайт компании, помогает в выборе конфигураций компьютерных систем и контролирует статус выполнения заказов. Кроме того, сотрудники отдела занимаются обработкой возвратов товаров, организацией гарантийного ремонта компьютерной техники и взаимодействием с клиентами при возникновении технических проблем. Работа подразделения осуществляется в сменном режиме.</w:t>
-      </w:r>
-    </w:p>
-    <w:p>
-      <w:pPr>
-        <w:widowControl/>
-        <w:suppressAutoHyphens w:val="0"/>
-        <w:spacing w:line="360" w:lineRule="auto"/>
-        <w:ind w:firstLine="709"/>
-        <w:jc w:val="both"/>
-        <w:rPr>
-          <w:rFonts w:ascii="Times New Roman" w:hAnsi="Times New Roman" w:cs="Times New Roman"/>
-          <w:b/>
-          <w:bCs/>
-          <w:sz w:val="28"/>
-          <w:szCs w:val="28"/>
-        </w:rPr>
-      </w:pPr>
-      <w:r>
-        <w:rPr>
-          <w:rFonts w:ascii="Times New Roman" w:hAnsi="Times New Roman" w:cs="Times New Roman"/>
-          <w:b/>
-          <w:bCs/>
-          <w:sz w:val="28"/>
-          <w:szCs w:val="28"/>
-        </w:rPr>
-        <w:t>ИТ-поддержка и техническое сопровождение</w:t>
-      </w:r>
-    </w:p>
-    <w:p>
-      <w:pPr>
-        <w:widowControl/>
-        <w:suppressAutoHyphens w:val="0"/>
-        <w:spacing w:line="360" w:lineRule="auto"/>
-        <w:ind w:firstLine="709"/>
-        <w:jc w:val="both"/>
-        <w:rPr>
-          <w:rFonts w:ascii="Times New Roman" w:hAnsi="Times New Roman" w:cs="Times New Roman"/>
-          <w:sz w:val="28"/>
-          <w:szCs w:val="28"/>
-        </w:rPr>
-      </w:pPr>
-      <w:r>
-        <w:rPr>
-          <w:rFonts w:ascii="Times New Roman" w:hAnsi="Times New Roman" w:cs="Times New Roman"/>
-          <w:sz w:val="28"/>
-          <w:szCs w:val="28"/>
-        </w:rPr>
-        <w:t>Обеспечивает функционирование информационной инфраструктуры компании. В задачи подразделения входит разработка и сопровождение корпоративных информационных систем, включая сайт компании, внутреннюю CMS-систему и базы данных.</w:t>
-      </w:r>
-    </w:p>
-    <w:p>
-      <w:pPr>
-        <w:widowControl/>
-        <w:suppressAutoHyphens w:val="0"/>
-        <w:spacing w:line="360" w:lineRule="auto"/>
-        <w:ind w:firstLine="709"/>
-        <w:jc w:val="both"/>
-        <w:rPr>
-          <w:rFonts w:ascii="Times New Roman" w:hAnsi="Times New Roman" w:cs="Times New Roman"/>
-          <w:sz w:val="28"/>
-          <w:szCs w:val="28"/>
-        </w:rPr>
-      </w:pPr>
-      <w:r>
-        <w:rPr>
-          <w:rFonts w:ascii="Times New Roman" w:hAnsi="Times New Roman" w:cs="Times New Roman"/>
-          <w:sz w:val="28"/>
-          <w:szCs w:val="28"/>
-        </w:rPr>
-        <w:t xml:space="preserve">ИТ-подразделение также отвечает за поддержку двух типов хранилищ данных: локального файлового хранилища, доступ к которому имеют сотрудники офиса для работы с внутренними документами и рабочими файлами, и облачного хранилища, используемого для резервного хранения данных, </w:t>
-      </w:r>
-      <w:proofErr w:type="spellStart"/>
-      <w:r>
-        <w:rPr>
-          <w:rFonts w:ascii="Times New Roman" w:hAnsi="Times New Roman" w:cs="Times New Roman"/>
-          <w:sz w:val="28"/>
-          <w:szCs w:val="28"/>
-        </w:rPr>
-        <w:t>видеодокументации</w:t>
-      </w:r>
-      <w:proofErr w:type="spellEnd"/>
-      <w:r>
-        <w:rPr>
-          <w:rFonts w:ascii="Times New Roman" w:hAnsi="Times New Roman" w:cs="Times New Roman"/>
-          <w:sz w:val="28"/>
-          <w:szCs w:val="28"/>
-        </w:rPr>
-        <w:t xml:space="preserve"> сборок и обмена информацией между подразделениями. Кроме того, подразделение обеспечивает поддержку внутренней сети и программных инструментов, используемых сотрудниками организации.</w:t>
-      </w:r>
-    </w:p>
-    <w:p>
-      <w:pPr>
-        <w:widowControl/>
-        <w:suppressAutoHyphens w:val="0"/>
-        <w:spacing w:line="360" w:lineRule="auto"/>
-        <w:ind w:firstLine="709"/>
-        <w:jc w:val="both"/>
-        <w:rPr>
-          <w:rFonts w:ascii="Times New Roman" w:hAnsi="Times New Roman" w:cs="Times New Roman"/>
-          <w:sz w:val="28"/>
-          <w:szCs w:val="28"/>
-        </w:rPr>
-      </w:pPr>
-      <w:r>
-        <w:rPr>
-          <w:rFonts w:ascii="Times New Roman" w:hAnsi="Times New Roman" w:cs="Times New Roman"/>
-          <w:sz w:val="28"/>
-          <w:szCs w:val="28"/>
-        </w:rPr>
-        <w:lastRenderedPageBreak/>
-        <w:t>В рамках дальнейшего исследования бизнес-процесса «Сопровождение заказов на поставку компьютерных систем» непосредственное участие принимают отдел электронной коммерции, производственный участок, логистическая функция организации, а также ИТ-подразделение.</w:t>
-      </w:r>
-    </w:p>
-    <w:p>
-      <w:pPr>
-        <w:widowControl/>
-        <w:suppressAutoHyphens w:val="0"/>
-        <w:spacing w:line="360" w:lineRule="auto"/>
-        <w:ind w:left="-1701" w:right="-850"/>
+        <w:ind w:right="-5"/>
         <w:jc w:val="center"/>
         <w:rPr>
           <w:rFonts w:ascii="Times New Roman" w:hAnsi="Times New Roman" w:cs="Times New Roman"/>
@@ -3085,92 +3103,10 @@
         <w:rPr>
           <w:noProof/>
         </w:rPr>
-        <mc:AlternateContent>
-          <mc:Choice Requires="wps">
-            <w:drawing>
-              <wp:anchor distT="0" distB="0" distL="114300" distR="114300" simplePos="0" relativeHeight="251659264" behindDoc="0" locked="0" layoutInCell="1" allowOverlap="1" wp14:anchorId="1CB81322" wp14:editId="7A24BA4A">
-                <wp:simplePos x="0" y="0"/>
-                <wp:positionH relativeFrom="column">
-                  <wp:posOffset>768718</wp:posOffset>
-                </wp:positionH>
-                <wp:positionV relativeFrom="paragraph">
-                  <wp:posOffset>343101</wp:posOffset>
-                </wp:positionV>
-                <wp:extent cx="1788293" cy="2149642"/>
-                <wp:effectExtent l="0" t="0" r="21590" b="22225"/>
-                <wp:wrapNone/>
-                <wp:docPr id="6" name="Прямоугольник: скругленные углы 6"/>
-                <wp:cNvGraphicFramePr/>
-                <a:graphic xmlns:a="http://schemas.openxmlformats.org/drawingml/2006/main">
-                  <a:graphicData uri="http://schemas.microsoft.com/office/word/2010/wordprocessingShape">
-                    <wps:wsp>
-                      <wps:cNvSpPr/>
-                      <wps:spPr>
-                        <a:xfrm>
-                          <a:off x="0" y="0"/>
-                          <a:ext cx="1788293" cy="2149642"/>
-                        </a:xfrm>
-                        <a:prstGeom prst="roundRect">
-                          <a:avLst/>
-                        </a:prstGeom>
-                        <a:noFill/>
-                        <a:ln>
-                          <a:solidFill>
-                            <a:srgbClr val="FF0000"/>
-                          </a:solidFill>
-                        </a:ln>
-                      </wps:spPr>
-                      <wps:style>
-                        <a:lnRef idx="2">
-                          <a:schemeClr val="accent1">
-                            <a:shade val="50000"/>
-                          </a:schemeClr>
-                        </a:lnRef>
-                        <a:fillRef idx="1">
-                          <a:schemeClr val="accent1"/>
-                        </a:fillRef>
-                        <a:effectRef idx="0">
-                          <a:schemeClr val="accent1"/>
-                        </a:effectRef>
-                        <a:fontRef idx="minor">
-                          <a:schemeClr val="lt1"/>
-                        </a:fontRef>
-                      </wps:style>
-                      <wps:bodyPr rot="0" spcFirstLastPara="0" vertOverflow="overflow" horzOverflow="overflow" vert="horz" wrap="square" lIns="91440" tIns="45720" rIns="91440" bIns="45720" numCol="1" spcCol="0" rtlCol="0" fromWordArt="0" anchor="ctr" anchorCtr="0" forceAA="0" compatLnSpc="1">
-                        <a:prstTxWarp prst="textNoShape">
-                          <a:avLst/>
-                        </a:prstTxWarp>
-                        <a:noAutofit/>
-                      </wps:bodyPr>
-                    </wps:wsp>
-                  </a:graphicData>
-                </a:graphic>
-                <wp14:sizeRelH relativeFrom="margin">
-                  <wp14:pctWidth>0</wp14:pctWidth>
-                </wp14:sizeRelH>
-                <wp14:sizeRelV relativeFrom="margin">
-                  <wp14:pctHeight>0</wp14:pctHeight>
-                </wp14:sizeRelV>
-              </wp:anchor>
-            </w:drawing>
-          </mc:Choice>
-          <mc:Fallback>
-            <w:pict>
-              <v:roundrect w14:anchorId="3FD08CDE" id="Прямоугольник: скругленные углы 6" o:spid="_x0000_s1026" style="position:absolute;margin-left:60.55pt;margin-top:27pt;width:140.8pt;height:169.25pt;z-index:251659264;visibility:visible;mso-wrap-style:square;mso-width-percent:0;mso-height-percent:0;mso-wrap-distance-left:9pt;mso-wrap-distance-top:0;mso-wrap-distance-right:9pt;mso-wrap-distance-bottom:0;mso-position-horizontal:absolute;mso-position-horizontal-relative:text;mso-position-vertical:absolute;mso-position-vertical-relative:text;mso-width-percent:0;mso-height-percent:0;mso-width-relative:margin;mso-height-relative:margin;v-text-anchor:middle" arcsize="10923f" o:gfxdata="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" filled="f" strokecolor="red" strokeweight="1pt">
-                <v:stroke joinstyle="miter"/>
-              </v:roundrect>
-            </w:pict>
-          </mc:Fallback>
-        </mc:AlternateContent>
-      </w:r>
-      <w:r>
-        <w:rPr>
-          <w:noProof/>
-        </w:rPr>
         <w:drawing>
-          <wp:inline distT="0" distB="0" distL="0" distR="0" wp14:anchorId="0D488AB4" wp14:editId="61A8D8CA">
-            <wp:extent cx="7321717" cy="2419350"/>
-            <wp:effectExtent l="0" t="0" r="0" b="0"/>
+          <wp:inline distT="0" distB="0" distL="0" distR="0" wp14:anchorId="78B74061" wp14:editId="44D2B5D7">
+            <wp:extent cx="5991860" cy="2364105"/>
+            <wp:effectExtent l="0" t="0" r="8890" b="0"/>
             <wp:docPr id="1" name="Рисунок 1"/>
             <wp:cNvGraphicFramePr>
               <a:graphicFrameLocks xmlns:a="http://schemas.openxmlformats.org/drawingml/2006/main" noChangeAspect="1"/>
@@ -3182,27 +3118,20 @@
                     <pic:cNvPr id="1" name=""/>
                     <pic:cNvPicPr/>
                   </pic:nvPicPr>
-                  <pic:blipFill rotWithShape="1">
-                    <a:blip r:embed="rId7"/>
-                    <a:srcRect l="1176" r="481" b="3308"/>
-                    <a:stretch/>
+                  <pic:blipFill>
+                    <a:blip r:embed="rId9"/>
+                    <a:stretch>
+                      <a:fillRect/>
+                    </a:stretch>
                   </pic:blipFill>
-                  <pic:spPr bwMode="auto">
+                  <pic:spPr>
                     <a:xfrm>
                       <a:off x="0" y="0"/>
-                      <a:ext cx="7331397" cy="2422549"/>
+                      <a:ext cx="5991860" cy="2364105"/>
                     </a:xfrm>
                     <a:prstGeom prst="rect">
                       <a:avLst/>
                     </a:prstGeom>
-                    <a:ln>
-                      <a:noFill/>
-                    </a:ln>
-                    <a:extLst>
-                      <a:ext uri="{53640926-AAD7-44D8-BBD7-CCE9431645EC}">
-                        <a14:shadowObscured xmlns:a14="http://schemas.microsoft.com/office/drawing/2010/main"/>
-                      </a:ext>
-                    </a:extLst>
                   </pic:spPr>
                 </pic:pic>
               </a:graphicData>
@@ -3223,7 +3152,19 @@
         <w:rPr>
           <w:rStyle w:val="ab"/>
         </w:rPr>
-        <w:t>Рисунок 1 — Организационная структура ООО «</w:t>
+        <w:t xml:space="preserve">Рисунок </w:t>
+      </w:r>
+      <w:r>
+        <w:rPr>
+          <w:rStyle w:val="ab"/>
+        </w:rPr>
+        <w:t>3</w:t>
+      </w:r>
+      <w:r>
+        <w:rPr>
+          <w:rStyle w:val="ab"/>
+        </w:rPr>
+        <w:t xml:space="preserve"> — Организационная структура ООО «</w:t>
       </w:r>
       <w:proofErr w:type="spellStart"/>
       <w:r>
@@ -3243,7 +3184,8 @@
     <w:p>
       <w:pPr>
         <w:pStyle w:val="a7"/>
-        <w:ind w:firstLine="709"/>
+        <w:spacing w:before="0" w:beforeAutospacing="0" w:after="0" w:afterAutospacing="0" w:line="360" w:lineRule="auto"/>
+        <w:ind w:firstLine="810"/>
         <w:jc w:val="both"/>
         <w:rPr>
           <w:b/>
@@ -3260,14 +3202,7 @@
           <w:sz w:val="28"/>
           <w:szCs w:val="28"/>
         </w:rPr>
-        <w:t>На рисунке (Рис. 1) выделен Производственный участок, как подразделение, которое имеет непосредственное отношение к исследуемому далее бизнес-процессу «</w:t>
-      </w:r>
-      <w:r>
-        <w:rPr>
-          <w:sz w:val="28"/>
-          <w:szCs w:val="28"/>
-        </w:rPr>
-        <w:t>Сопровождение заказов на поставку компьютерных систем</w:t>
+        <w:t xml:space="preserve">На рисунке (Рис. </w:t>
       </w:r>
       <w:r>
         <w:rPr>
@@ -3277,7 +3212,69 @@
           <w:sz w:val="28"/>
           <w:szCs w:val="28"/>
         </w:rPr>
+        <w:t>3</w:t>
+      </w:r>
+      <w:r>
+        <w:rPr>
+          <w:rStyle w:val="ab"/>
+          <w:b w:val="0"/>
+          <w:bCs w:val="0"/>
+          <w:sz w:val="28"/>
+          <w:szCs w:val="28"/>
+        </w:rPr>
+        <w:t>) выделен Производственный участок, как подразделение, которое имеет непосредственное отношение к исследуемому далее бизнес-процессу «</w:t>
+      </w:r>
+      <w:r>
+        <w:rPr>
+          <w:sz w:val="28"/>
+          <w:szCs w:val="28"/>
+        </w:rPr>
+        <w:t>Сопровождение заказов на поставку компьютерных систем</w:t>
+      </w:r>
+      <w:r>
+        <w:rPr>
+          <w:rStyle w:val="ab"/>
+          <w:b w:val="0"/>
+          <w:bCs w:val="0"/>
+          <w:sz w:val="28"/>
+          <w:szCs w:val="28"/>
+        </w:rPr>
         <w:t>»</w:t>
+      </w:r>
+      <w:r>
+        <w:rPr>
+          <w:rStyle w:val="ab"/>
+          <w:b w:val="0"/>
+          <w:bCs w:val="0"/>
+          <w:sz w:val="28"/>
+          <w:szCs w:val="28"/>
+        </w:rPr>
+        <w:t>.</w:t>
+      </w:r>
+    </w:p>
+    <w:bookmarkEnd w:id="1"/>
+    <w:p>
+      <w:pPr>
+        <w:widowControl/>
+        <w:suppressAutoHyphens w:val="0"/>
+        <w:spacing w:after="160" w:line="259" w:lineRule="auto"/>
+        <w:rPr>
+          <w:rFonts w:ascii="Times New Roman" w:hAnsi="Times New Roman" w:cs="Times New Roman"/>
+          <w:b/>
+          <w:bCs/>
+          <w:sz w:val="28"/>
+          <w:szCs w:val="28"/>
+        </w:rPr>
+      </w:pPr>
+      <w:r>
+        <w:rPr>
+          <w:rFonts w:ascii="Times New Roman" w:hAnsi="Times New Roman" w:cs="Times New Roman"/>
+          <w:b/>
+          <w:bCs/>
+          <w:sz w:val="28"/>
+          <w:szCs w:val="28"/>
+        </w:rPr>
+        <w:br w:type="page"/>
       </w:r>
     </w:p>
     <w:p>
@@ -3301,6 +3298,7 @@
           <w:sz w:val="28"/>
           <w:szCs w:val="28"/>
         </w:rPr>
+        <w:lastRenderedPageBreak/>
         <w:t>Вывод:</w:t>
       </w:r>
     </w:p>
@@ -3334,28 +3332,6 @@
       <w:pPr>
         <w:widowControl/>
         <w:suppressAutoHyphens w:val="0"/>
-        <w:spacing w:after="160" w:line="259" w:lineRule="auto"/>
-        <w:rPr>
-          <w:rFonts w:ascii="Times New Roman" w:hAnsi="Times New Roman" w:cs="Times New Roman"/>
-          <w:b/>
-          <w:sz w:val="28"/>
-          <w:szCs w:val="28"/>
-        </w:rPr>
-      </w:pPr>
-      <w:r>
-        <w:rPr>
-          <w:rFonts w:ascii="Times New Roman" w:hAnsi="Times New Roman" w:cs="Times New Roman"/>
-          <w:b/>
-          <w:sz w:val="28"/>
-          <w:szCs w:val="28"/>
-        </w:rPr>
-        <w:br w:type="page"/>
-      </w:r>
-    </w:p>
-    <w:p>
-      <w:pPr>
-        <w:widowControl/>
-        <w:suppressAutoHyphens w:val="0"/>
         <w:spacing w:line="360" w:lineRule="auto"/>
         <w:ind w:firstLine="709"/>
         <w:jc w:val="both"/>
@@ -3373,7 +3349,6 @@
           <w:sz w:val="28"/>
           <w:szCs w:val="28"/>
         </w:rPr>
-        <w:lastRenderedPageBreak/>
         <w:t>Список использованных источников и литературы</w:t>
       </w:r>
       <w:r>
@@ -3397,11 +3372,17 @@
         <w:ind w:left="0" w:firstLine="0"/>
         <w:jc w:val="both"/>
         <w:rPr>
-          <w:lang w:eastAsia="ru-RU" w:bidi="ru-RU"/>
-        </w:rPr>
-      </w:pPr>
-      <w:r>
-        <w:rPr>
+          <w:rFonts w:ascii="Times New Roman" w:hAnsi="Times New Roman" w:cs="Times New Roman"/>
+          <w:sz w:val="28"/>
+          <w:szCs w:val="28"/>
+          <w:lang w:eastAsia="ru-RU" w:bidi="ru-RU"/>
+        </w:rPr>
+      </w:pPr>
+      <w:r>
+        <w:rPr>
+          <w:rFonts w:ascii="Times New Roman" w:hAnsi="Times New Roman" w:cs="Times New Roman"/>
+          <w:sz w:val="28"/>
+          <w:szCs w:val="28"/>
           <w:lang w:eastAsia="ru-RU" w:bidi="ru-RU"/>
         </w:rPr>
         <w:t xml:space="preserve">Рочев, К. В. Информационные технологии. Анализ и проектирование информационных </w:t>
@@ -3409,6 +3390,9 @@
       <w:proofErr w:type="gramStart"/>
       <w:r>
         <w:rPr>
+          <w:rFonts w:ascii="Times New Roman" w:hAnsi="Times New Roman" w:cs="Times New Roman"/>
+          <w:sz w:val="28"/>
+          <w:szCs w:val="28"/>
           <w:lang w:eastAsia="ru-RU" w:bidi="ru-RU"/>
         </w:rPr>
         <w:t>систем :</w:t>
@@ -3416,30 +3400,45 @@
       <w:proofErr w:type="gramEnd"/>
       <w:r>
         <w:rPr>
+          <w:rFonts w:ascii="Times New Roman" w:hAnsi="Times New Roman" w:cs="Times New Roman"/>
+          <w:sz w:val="28"/>
+          <w:szCs w:val="28"/>
           <w:lang w:eastAsia="ru-RU" w:bidi="ru-RU"/>
         </w:rPr>
         <w:t xml:space="preserve"> учебное пособие для вузов / К. В. Рочев. </w:t>
       </w:r>
       <w:r>
         <w:rPr>
+          <w:rFonts w:ascii="Times New Roman" w:hAnsi="Times New Roman" w:cs="Times New Roman"/>
+          <w:sz w:val="28"/>
+          <w:szCs w:val="28"/>
           <w:lang w:eastAsia="ru-RU" w:bidi="ru-RU"/>
         </w:rPr>
         <w:t>-</w:t>
       </w:r>
       <w:r>
         <w:rPr>
+          <w:rFonts w:ascii="Times New Roman" w:hAnsi="Times New Roman" w:cs="Times New Roman"/>
+          <w:sz w:val="28"/>
+          <w:szCs w:val="28"/>
           <w:lang w:eastAsia="ru-RU" w:bidi="ru-RU"/>
         </w:rPr>
         <w:t xml:space="preserve"> 3-е изд., стер. </w:t>
       </w:r>
       <w:r>
         <w:rPr>
+          <w:rFonts w:ascii="Times New Roman" w:hAnsi="Times New Roman" w:cs="Times New Roman"/>
+          <w:sz w:val="28"/>
+          <w:szCs w:val="28"/>
           <w:lang w:eastAsia="ru-RU" w:bidi="ru-RU"/>
         </w:rPr>
         <w:t>-</w:t>
       </w:r>
       <w:r>
         <w:rPr>
+          <w:rFonts w:ascii="Times New Roman" w:hAnsi="Times New Roman" w:cs="Times New Roman"/>
+          <w:sz w:val="28"/>
+          <w:szCs w:val="28"/>
           <w:lang w:eastAsia="ru-RU" w:bidi="ru-RU"/>
         </w:rPr>
         <w:t xml:space="preserve"> Санкт-</w:t>
@@ -3447,6 +3446,9 @@
       <w:proofErr w:type="gramStart"/>
       <w:r>
         <w:rPr>
+          <w:rFonts w:ascii="Times New Roman" w:hAnsi="Times New Roman" w:cs="Times New Roman"/>
+          <w:sz w:val="28"/>
+          <w:szCs w:val="28"/>
           <w:lang w:eastAsia="ru-RU" w:bidi="ru-RU"/>
         </w:rPr>
         <w:t>Петербург :</w:t>
@@ -3454,42 +3456,63 @@
       <w:proofErr w:type="gramEnd"/>
       <w:r>
         <w:rPr>
+          <w:rFonts w:ascii="Times New Roman" w:hAnsi="Times New Roman" w:cs="Times New Roman"/>
+          <w:sz w:val="28"/>
+          <w:szCs w:val="28"/>
           <w:lang w:eastAsia="ru-RU" w:bidi="ru-RU"/>
         </w:rPr>
         <w:t xml:space="preserve"> Лань, 2022. </w:t>
       </w:r>
       <w:r>
         <w:rPr>
+          <w:rFonts w:ascii="Times New Roman" w:hAnsi="Times New Roman" w:cs="Times New Roman"/>
+          <w:sz w:val="28"/>
+          <w:szCs w:val="28"/>
           <w:lang w:eastAsia="ru-RU" w:bidi="ru-RU"/>
         </w:rPr>
         <w:t>-</w:t>
       </w:r>
       <w:r>
         <w:rPr>
+          <w:rFonts w:ascii="Times New Roman" w:hAnsi="Times New Roman" w:cs="Times New Roman"/>
+          <w:sz w:val="28"/>
+          <w:szCs w:val="28"/>
           <w:lang w:eastAsia="ru-RU" w:bidi="ru-RU"/>
         </w:rPr>
         <w:t xml:space="preserve"> 128 с. </w:t>
       </w:r>
       <w:r>
         <w:rPr>
+          <w:rFonts w:ascii="Times New Roman" w:hAnsi="Times New Roman" w:cs="Times New Roman"/>
+          <w:sz w:val="28"/>
+          <w:szCs w:val="28"/>
           <w:lang w:eastAsia="ru-RU" w:bidi="ru-RU"/>
         </w:rPr>
         <w:t>-</w:t>
       </w:r>
       <w:r>
         <w:rPr>
+          <w:rFonts w:ascii="Times New Roman" w:hAnsi="Times New Roman" w:cs="Times New Roman"/>
+          <w:sz w:val="28"/>
+          <w:szCs w:val="28"/>
           <w:lang w:eastAsia="ru-RU" w:bidi="ru-RU"/>
         </w:rPr>
         <w:t xml:space="preserve"> ISBN 978-5-507-44339-0. </w:t>
       </w:r>
       <w:r>
         <w:rPr>
+          <w:rFonts w:ascii="Times New Roman" w:hAnsi="Times New Roman" w:cs="Times New Roman"/>
+          <w:sz w:val="28"/>
+          <w:szCs w:val="28"/>
           <w:lang w:eastAsia="ru-RU" w:bidi="ru-RU"/>
         </w:rPr>
         <w:t>-</w:t>
       </w:r>
       <w:r>
         <w:rPr>
+          <w:rFonts w:ascii="Times New Roman" w:hAnsi="Times New Roman" w:cs="Times New Roman"/>
+          <w:sz w:val="28"/>
+          <w:szCs w:val="28"/>
           <w:lang w:eastAsia="ru-RU" w:bidi="ru-RU"/>
         </w:rPr>
         <w:t xml:space="preserve"> </w:t>
@@ -3497,6 +3520,9 @@
       <w:proofErr w:type="gramStart"/>
       <w:r>
         <w:rPr>
+          <w:rFonts w:ascii="Times New Roman" w:hAnsi="Times New Roman" w:cs="Times New Roman"/>
+          <w:sz w:val="28"/>
+          <w:szCs w:val="28"/>
           <w:lang w:eastAsia="ru-RU" w:bidi="ru-RU"/>
         </w:rPr>
         <w:t>Текст :</w:t>
@@ -3504,27 +3530,37 @@
       <w:proofErr w:type="gramEnd"/>
       <w:r>
         <w:rPr>
+          <w:rFonts w:ascii="Times New Roman" w:hAnsi="Times New Roman" w:cs="Times New Roman"/>
+          <w:sz w:val="28"/>
+          <w:szCs w:val="28"/>
           <w:lang w:eastAsia="ru-RU" w:bidi="ru-RU"/>
         </w:rPr>
         <w:t xml:space="preserve"> электронный // Лань : электронно-библиотечная система. </w:t>
       </w:r>
       <w:r>
         <w:rPr>
+          <w:rFonts w:ascii="Times New Roman" w:hAnsi="Times New Roman" w:cs="Times New Roman"/>
+          <w:sz w:val="28"/>
+          <w:szCs w:val="28"/>
           <w:lang w:eastAsia="ru-RU" w:bidi="ru-RU"/>
         </w:rPr>
         <w:t>-</w:t>
       </w:r>
       <w:r>
         <w:rPr>
+          <w:rFonts w:ascii="Times New Roman" w:hAnsi="Times New Roman" w:cs="Times New Roman"/>
+          <w:sz w:val="28"/>
+          <w:szCs w:val="28"/>
           <w:lang w:eastAsia="ru-RU" w:bidi="ru-RU"/>
         </w:rPr>
         <w:t xml:space="preserve"> URL: </w:t>
       </w:r>
-      <w:hyperlink r:id="rId8" w:tgtFrame="_new" w:history="1">
+      <w:hyperlink r:id="rId10" w:tgtFrame="_new" w:history="1">
         <w:r>
           <w:rPr>
             <w:rStyle w:val="aa"/>
-            <w:rFonts w:eastAsia="Times New Roman" w:cs="Times New Roman"/>
+            <w:rFonts w:ascii="Times New Roman" w:eastAsia="Times New Roman" w:hAnsi="Times New Roman" w:cs="Times New Roman"/>
+            <w:sz w:val="28"/>
             <w:szCs w:val="28"/>
             <w:lang w:eastAsia="ru-RU" w:bidi="ru-RU"/>
           </w:rPr>
@@ -3533,18 +3569,27 @@
       </w:hyperlink>
       <w:r>
         <w:rPr>
+          <w:rFonts w:ascii="Times New Roman" w:hAnsi="Times New Roman" w:cs="Times New Roman"/>
+          <w:sz w:val="28"/>
+          <w:szCs w:val="28"/>
           <w:lang w:eastAsia="ru-RU" w:bidi="ru-RU"/>
         </w:rPr>
         <w:t xml:space="preserve"> (дата обращения: 25.02.2025). </w:t>
       </w:r>
       <w:r>
         <w:rPr>
+          <w:rFonts w:ascii="Times New Roman" w:hAnsi="Times New Roman" w:cs="Times New Roman"/>
+          <w:sz w:val="28"/>
+          <w:szCs w:val="28"/>
           <w:lang w:eastAsia="ru-RU" w:bidi="ru-RU"/>
         </w:rPr>
         <w:t>-</w:t>
       </w:r>
       <w:r>
         <w:rPr>
+          <w:rFonts w:ascii="Times New Roman" w:hAnsi="Times New Roman" w:cs="Times New Roman"/>
+          <w:sz w:val="28"/>
+          <w:szCs w:val="28"/>
           <w:lang w:eastAsia="ru-RU" w:bidi="ru-RU"/>
         </w:rPr>
         <w:t xml:space="preserve"> Режим доступа: для </w:t>
@@ -3552,6 +3597,9 @@
       <w:proofErr w:type="spellStart"/>
       <w:r>
         <w:rPr>
+          <w:rFonts w:ascii="Times New Roman" w:hAnsi="Times New Roman" w:cs="Times New Roman"/>
+          <w:sz w:val="28"/>
+          <w:szCs w:val="28"/>
           <w:lang w:eastAsia="ru-RU" w:bidi="ru-RU"/>
         </w:rPr>
         <w:t>авториз</w:t>
@@ -3559,6 +3607,9 @@
       <w:proofErr w:type="spellEnd"/>
       <w:r>
         <w:rPr>
+          <w:rFonts w:ascii="Times New Roman" w:hAnsi="Times New Roman" w:cs="Times New Roman"/>
+          <w:sz w:val="28"/>
+          <w:szCs w:val="28"/>
           <w:lang w:eastAsia="ru-RU" w:bidi="ru-RU"/>
         </w:rPr>
         <w:t>. пользователей.</w:t>
@@ -3575,11 +3626,17 @@
         <w:ind w:left="0" w:firstLine="0"/>
         <w:jc w:val="both"/>
         <w:rPr>
-          <w:lang w:eastAsia="ru-RU" w:bidi="ru-RU"/>
-        </w:rPr>
-      </w:pPr>
-      <w:r>
-        <w:rPr>
+          <w:rFonts w:ascii="Times New Roman" w:hAnsi="Times New Roman" w:cs="Times New Roman"/>
+          <w:sz w:val="28"/>
+          <w:szCs w:val="28"/>
+          <w:lang w:eastAsia="ru-RU" w:bidi="ru-RU"/>
+        </w:rPr>
+      </w:pPr>
+      <w:r>
+        <w:rPr>
+          <w:rFonts w:ascii="Times New Roman" w:hAnsi="Times New Roman" w:cs="Times New Roman"/>
+          <w:sz w:val="28"/>
+          <w:szCs w:val="28"/>
           <w:lang w:eastAsia="ru-RU" w:bidi="ru-RU"/>
         </w:rPr>
         <w:t xml:space="preserve">Одинцова, М. А. Предметно-ориентированные информационные системы. </w:t>
@@ -3587,6 +3644,9 @@
       <w:proofErr w:type="gramStart"/>
       <w:r>
         <w:rPr>
+          <w:rFonts w:ascii="Times New Roman" w:hAnsi="Times New Roman" w:cs="Times New Roman"/>
+          <w:sz w:val="28"/>
+          <w:szCs w:val="28"/>
           <w:lang w:eastAsia="ru-RU" w:bidi="ru-RU"/>
         </w:rPr>
         <w:t>Практикум :</w:t>
@@ -3594,18 +3654,27 @@
       <w:proofErr w:type="gramEnd"/>
       <w:r>
         <w:rPr>
+          <w:rFonts w:ascii="Times New Roman" w:hAnsi="Times New Roman" w:cs="Times New Roman"/>
+          <w:sz w:val="28"/>
+          <w:szCs w:val="28"/>
           <w:lang w:eastAsia="ru-RU" w:bidi="ru-RU"/>
         </w:rPr>
         <w:t xml:space="preserve"> учебное пособие / М. А. Одинцова. </w:t>
       </w:r>
       <w:r>
         <w:rPr>
+          <w:rFonts w:ascii="Times New Roman" w:hAnsi="Times New Roman" w:cs="Times New Roman"/>
+          <w:sz w:val="28"/>
+          <w:szCs w:val="28"/>
           <w:lang w:eastAsia="ru-RU" w:bidi="ru-RU"/>
         </w:rPr>
         <w:t>-</w:t>
       </w:r>
       <w:r>
         <w:rPr>
+          <w:rFonts w:ascii="Times New Roman" w:hAnsi="Times New Roman" w:cs="Times New Roman"/>
+          <w:sz w:val="28"/>
+          <w:szCs w:val="28"/>
           <w:lang w:eastAsia="ru-RU" w:bidi="ru-RU"/>
         </w:rPr>
         <w:t xml:space="preserve"> </w:t>
@@ -3613,6 +3682,9 @@
       <w:proofErr w:type="gramStart"/>
       <w:r>
         <w:rPr>
+          <w:rFonts w:ascii="Times New Roman" w:hAnsi="Times New Roman" w:cs="Times New Roman"/>
+          <w:sz w:val="28"/>
+          <w:szCs w:val="28"/>
           <w:lang w:eastAsia="ru-RU" w:bidi="ru-RU"/>
         </w:rPr>
         <w:t>Москва :</w:t>
@@ -3620,30 +3692,45 @@
       <w:proofErr w:type="gramEnd"/>
       <w:r>
         <w:rPr>
+          <w:rFonts w:ascii="Times New Roman" w:hAnsi="Times New Roman" w:cs="Times New Roman"/>
+          <w:sz w:val="28"/>
+          <w:szCs w:val="28"/>
           <w:lang w:eastAsia="ru-RU" w:bidi="ru-RU"/>
         </w:rPr>
         <w:t xml:space="preserve"> РТУ МИРЭА, 2022. </w:t>
       </w:r>
       <w:r>
         <w:rPr>
+          <w:rFonts w:ascii="Times New Roman" w:hAnsi="Times New Roman" w:cs="Times New Roman"/>
+          <w:sz w:val="28"/>
+          <w:szCs w:val="28"/>
           <w:lang w:eastAsia="ru-RU" w:bidi="ru-RU"/>
         </w:rPr>
         <w:t>-</w:t>
       </w:r>
       <w:r>
         <w:rPr>
+          <w:rFonts w:ascii="Times New Roman" w:hAnsi="Times New Roman" w:cs="Times New Roman"/>
+          <w:sz w:val="28"/>
+          <w:szCs w:val="28"/>
           <w:lang w:eastAsia="ru-RU" w:bidi="ru-RU"/>
         </w:rPr>
         <w:t xml:space="preserve"> 106 с. </w:t>
       </w:r>
       <w:r>
         <w:rPr>
+          <w:rFonts w:ascii="Times New Roman" w:hAnsi="Times New Roman" w:cs="Times New Roman"/>
+          <w:sz w:val="28"/>
+          <w:szCs w:val="28"/>
           <w:lang w:eastAsia="ru-RU" w:bidi="ru-RU"/>
         </w:rPr>
         <w:t>-</w:t>
       </w:r>
       <w:r>
         <w:rPr>
+          <w:rFonts w:ascii="Times New Roman" w:hAnsi="Times New Roman" w:cs="Times New Roman"/>
+          <w:sz w:val="28"/>
+          <w:szCs w:val="28"/>
           <w:lang w:eastAsia="ru-RU" w:bidi="ru-RU"/>
         </w:rPr>
         <w:t xml:space="preserve"> </w:t>
@@ -3651,6 +3738,9 @@
       <w:proofErr w:type="gramStart"/>
       <w:r>
         <w:rPr>
+          <w:rFonts w:ascii="Times New Roman" w:hAnsi="Times New Roman" w:cs="Times New Roman"/>
+          <w:sz w:val="28"/>
+          <w:szCs w:val="28"/>
           <w:lang w:eastAsia="ru-RU" w:bidi="ru-RU"/>
         </w:rPr>
         <w:t>Текст :</w:t>
@@ -3658,27 +3748,37 @@
       <w:proofErr w:type="gramEnd"/>
       <w:r>
         <w:rPr>
+          <w:rFonts w:ascii="Times New Roman" w:hAnsi="Times New Roman" w:cs="Times New Roman"/>
+          <w:sz w:val="28"/>
+          <w:szCs w:val="28"/>
           <w:lang w:eastAsia="ru-RU" w:bidi="ru-RU"/>
         </w:rPr>
         <w:t xml:space="preserve"> электронный // Лань : электронно-библиотечная система. </w:t>
       </w:r>
       <w:r>
         <w:rPr>
+          <w:rFonts w:ascii="Times New Roman" w:hAnsi="Times New Roman" w:cs="Times New Roman"/>
+          <w:sz w:val="28"/>
+          <w:szCs w:val="28"/>
           <w:lang w:eastAsia="ru-RU" w:bidi="ru-RU"/>
         </w:rPr>
         <w:t>-</w:t>
       </w:r>
       <w:r>
         <w:rPr>
+          <w:rFonts w:ascii="Times New Roman" w:hAnsi="Times New Roman" w:cs="Times New Roman"/>
+          <w:sz w:val="28"/>
+          <w:szCs w:val="28"/>
           <w:lang w:eastAsia="ru-RU" w:bidi="ru-RU"/>
         </w:rPr>
         <w:t xml:space="preserve"> URL: </w:t>
       </w:r>
-      <w:hyperlink r:id="rId9" w:tgtFrame="_new" w:history="1">
+      <w:hyperlink r:id="rId11" w:tgtFrame="_new" w:history="1">
         <w:r>
           <w:rPr>
             <w:rStyle w:val="aa"/>
-            <w:rFonts w:eastAsia="Times New Roman" w:cs="Times New Roman"/>
+            <w:rFonts w:ascii="Times New Roman" w:eastAsia="Times New Roman" w:hAnsi="Times New Roman" w:cs="Times New Roman"/>
+            <w:sz w:val="28"/>
             <w:szCs w:val="28"/>
             <w:lang w:eastAsia="ru-RU" w:bidi="ru-RU"/>
           </w:rPr>
@@ -3687,18 +3787,27 @@
       </w:hyperlink>
       <w:r>
         <w:rPr>
+          <w:rFonts w:ascii="Times New Roman" w:hAnsi="Times New Roman" w:cs="Times New Roman"/>
+          <w:sz w:val="28"/>
+          <w:szCs w:val="28"/>
           <w:lang w:eastAsia="ru-RU" w:bidi="ru-RU"/>
         </w:rPr>
         <w:t xml:space="preserve"> (дата обращения: 25.02.2025). </w:t>
       </w:r>
       <w:r>
         <w:rPr>
+          <w:rFonts w:ascii="Times New Roman" w:hAnsi="Times New Roman" w:cs="Times New Roman"/>
+          <w:sz w:val="28"/>
+          <w:szCs w:val="28"/>
           <w:lang w:eastAsia="ru-RU" w:bidi="ru-RU"/>
         </w:rPr>
         <w:t>-</w:t>
       </w:r>
       <w:r>
         <w:rPr>
+          <w:rFonts w:ascii="Times New Roman" w:hAnsi="Times New Roman" w:cs="Times New Roman"/>
+          <w:sz w:val="28"/>
+          <w:szCs w:val="28"/>
           <w:lang w:eastAsia="ru-RU" w:bidi="ru-RU"/>
         </w:rPr>
         <w:t xml:space="preserve"> Режим доступа: для </w:t>
@@ -3706,6 +3815,9 @@
       <w:proofErr w:type="spellStart"/>
       <w:r>
         <w:rPr>
+          <w:rFonts w:ascii="Times New Roman" w:hAnsi="Times New Roman" w:cs="Times New Roman"/>
+          <w:sz w:val="28"/>
+          <w:szCs w:val="28"/>
           <w:lang w:eastAsia="ru-RU" w:bidi="ru-RU"/>
         </w:rPr>
         <w:t>авториз</w:t>
@@ -3713,6 +3825,9 @@
       <w:proofErr w:type="spellEnd"/>
       <w:r>
         <w:rPr>
+          <w:rFonts w:ascii="Times New Roman" w:hAnsi="Times New Roman" w:cs="Times New Roman"/>
+          <w:sz w:val="28"/>
+          <w:szCs w:val="28"/>
           <w:lang w:eastAsia="ru-RU" w:bidi="ru-RU"/>
         </w:rPr>
         <w:t>. пользователей.</w:t>
@@ -3729,11 +3844,17 @@
         <w:ind w:left="0" w:firstLine="0"/>
         <w:jc w:val="both"/>
         <w:rPr>
-          <w:lang w:eastAsia="ru-RU" w:bidi="ru-RU"/>
-        </w:rPr>
-      </w:pPr>
-      <w:r>
-        <w:rPr>
+          <w:rFonts w:ascii="Times New Roman" w:hAnsi="Times New Roman" w:cs="Times New Roman"/>
+          <w:sz w:val="28"/>
+          <w:szCs w:val="28"/>
+          <w:lang w:eastAsia="ru-RU" w:bidi="ru-RU"/>
+        </w:rPr>
+      </w:pPr>
+      <w:r>
+        <w:rPr>
+          <w:rFonts w:ascii="Times New Roman" w:hAnsi="Times New Roman" w:cs="Times New Roman"/>
+          <w:sz w:val="28"/>
+          <w:szCs w:val="28"/>
           <w:lang w:eastAsia="ru-RU" w:bidi="ru-RU"/>
         </w:rPr>
         <w:t xml:space="preserve">Одинцова, М. А. Информационные системы управления торговым </w:t>
@@ -3741,6 +3862,9 @@
       <w:proofErr w:type="gramStart"/>
       <w:r>
         <w:rPr>
+          <w:rFonts w:ascii="Times New Roman" w:hAnsi="Times New Roman" w:cs="Times New Roman"/>
+          <w:sz w:val="28"/>
+          <w:szCs w:val="28"/>
           <w:lang w:eastAsia="ru-RU" w:bidi="ru-RU"/>
         </w:rPr>
         <w:t>предприятием :</w:t>
@@ -3748,18 +3872,27 @@
       <w:proofErr w:type="gramEnd"/>
       <w:r>
         <w:rPr>
+          <w:rFonts w:ascii="Times New Roman" w:hAnsi="Times New Roman" w:cs="Times New Roman"/>
+          <w:sz w:val="28"/>
+          <w:szCs w:val="28"/>
           <w:lang w:eastAsia="ru-RU" w:bidi="ru-RU"/>
         </w:rPr>
         <w:t xml:space="preserve"> учебно-методическое пособие / М. А. Одинцова. </w:t>
       </w:r>
       <w:r>
         <w:rPr>
+          <w:rFonts w:ascii="Times New Roman" w:hAnsi="Times New Roman" w:cs="Times New Roman"/>
+          <w:sz w:val="28"/>
+          <w:szCs w:val="28"/>
           <w:lang w:eastAsia="ru-RU" w:bidi="ru-RU"/>
         </w:rPr>
         <w:t>-</w:t>
       </w:r>
       <w:r>
         <w:rPr>
+          <w:rFonts w:ascii="Times New Roman" w:hAnsi="Times New Roman" w:cs="Times New Roman"/>
+          <w:sz w:val="28"/>
+          <w:szCs w:val="28"/>
           <w:lang w:eastAsia="ru-RU" w:bidi="ru-RU"/>
         </w:rPr>
         <w:t xml:space="preserve"> </w:t>
@@ -3767,6 +3900,9 @@
       <w:proofErr w:type="gramStart"/>
       <w:r>
         <w:rPr>
+          <w:rFonts w:ascii="Times New Roman" w:hAnsi="Times New Roman" w:cs="Times New Roman"/>
+          <w:sz w:val="28"/>
+          <w:szCs w:val="28"/>
           <w:lang w:eastAsia="ru-RU" w:bidi="ru-RU"/>
         </w:rPr>
         <w:t>Москва :</w:t>
@@ -3774,30 +3910,45 @@
       <w:proofErr w:type="gramEnd"/>
       <w:r>
         <w:rPr>
+          <w:rFonts w:ascii="Times New Roman" w:hAnsi="Times New Roman" w:cs="Times New Roman"/>
+          <w:sz w:val="28"/>
+          <w:szCs w:val="28"/>
           <w:lang w:eastAsia="ru-RU" w:bidi="ru-RU"/>
         </w:rPr>
         <w:t xml:space="preserve"> РТУ МИРЭА, 2020. </w:t>
       </w:r>
       <w:r>
         <w:rPr>
+          <w:rFonts w:ascii="Times New Roman" w:hAnsi="Times New Roman" w:cs="Times New Roman"/>
+          <w:sz w:val="28"/>
+          <w:szCs w:val="28"/>
           <w:lang w:eastAsia="ru-RU" w:bidi="ru-RU"/>
         </w:rPr>
         <w:t>-</w:t>
       </w:r>
       <w:r>
         <w:rPr>
+          <w:rFonts w:ascii="Times New Roman" w:hAnsi="Times New Roman" w:cs="Times New Roman"/>
+          <w:sz w:val="28"/>
+          <w:szCs w:val="28"/>
           <w:lang w:eastAsia="ru-RU" w:bidi="ru-RU"/>
         </w:rPr>
         <w:t xml:space="preserve"> 61 с. </w:t>
       </w:r>
       <w:r>
         <w:rPr>
+          <w:rFonts w:ascii="Times New Roman" w:hAnsi="Times New Roman" w:cs="Times New Roman"/>
+          <w:sz w:val="28"/>
+          <w:szCs w:val="28"/>
           <w:lang w:eastAsia="ru-RU" w:bidi="ru-RU"/>
         </w:rPr>
         <w:t>-</w:t>
       </w:r>
       <w:r>
         <w:rPr>
+          <w:rFonts w:ascii="Times New Roman" w:hAnsi="Times New Roman" w:cs="Times New Roman"/>
+          <w:sz w:val="28"/>
+          <w:szCs w:val="28"/>
           <w:lang w:eastAsia="ru-RU" w:bidi="ru-RU"/>
         </w:rPr>
         <w:t xml:space="preserve"> </w:t>
@@ -3805,6 +3956,9 @@
       <w:proofErr w:type="gramStart"/>
       <w:r>
         <w:rPr>
+          <w:rFonts w:ascii="Times New Roman" w:hAnsi="Times New Roman" w:cs="Times New Roman"/>
+          <w:sz w:val="28"/>
+          <w:szCs w:val="28"/>
           <w:lang w:eastAsia="ru-RU" w:bidi="ru-RU"/>
         </w:rPr>
         <w:t>Текст :</w:t>
@@ -3812,27 +3966,37 @@
       <w:proofErr w:type="gramEnd"/>
       <w:r>
         <w:rPr>
+          <w:rFonts w:ascii="Times New Roman" w:hAnsi="Times New Roman" w:cs="Times New Roman"/>
+          <w:sz w:val="28"/>
+          <w:szCs w:val="28"/>
           <w:lang w:eastAsia="ru-RU" w:bidi="ru-RU"/>
         </w:rPr>
         <w:t xml:space="preserve"> электронный // Лань : электронно-библиотечная система. </w:t>
       </w:r>
       <w:r>
         <w:rPr>
+          <w:rFonts w:ascii="Times New Roman" w:hAnsi="Times New Roman" w:cs="Times New Roman"/>
+          <w:sz w:val="28"/>
+          <w:szCs w:val="28"/>
           <w:lang w:eastAsia="ru-RU" w:bidi="ru-RU"/>
         </w:rPr>
         <w:t>-</w:t>
       </w:r>
       <w:r>
         <w:rPr>
+          <w:rFonts w:ascii="Times New Roman" w:hAnsi="Times New Roman" w:cs="Times New Roman"/>
+          <w:sz w:val="28"/>
+          <w:szCs w:val="28"/>
           <w:lang w:eastAsia="ru-RU" w:bidi="ru-RU"/>
         </w:rPr>
         <w:t xml:space="preserve"> URL: </w:t>
       </w:r>
-      <w:hyperlink r:id="rId10" w:tgtFrame="_new" w:history="1">
+      <w:hyperlink r:id="rId12" w:tgtFrame="_new" w:history="1">
         <w:r>
           <w:rPr>
             <w:rStyle w:val="aa"/>
-            <w:rFonts w:eastAsia="Times New Roman" w:cs="Times New Roman"/>
+            <w:rFonts w:ascii="Times New Roman" w:eastAsia="Times New Roman" w:hAnsi="Times New Roman" w:cs="Times New Roman"/>
+            <w:sz w:val="28"/>
             <w:szCs w:val="28"/>
             <w:lang w:eastAsia="ru-RU" w:bidi="ru-RU"/>
           </w:rPr>
@@ -3841,18 +4005,27 @@
       </w:hyperlink>
       <w:r>
         <w:rPr>
+          <w:rFonts w:ascii="Times New Roman" w:hAnsi="Times New Roman" w:cs="Times New Roman"/>
+          <w:sz w:val="28"/>
+          <w:szCs w:val="28"/>
           <w:lang w:eastAsia="ru-RU" w:bidi="ru-RU"/>
         </w:rPr>
         <w:t xml:space="preserve"> (дата обращения: 25.02.2025). </w:t>
       </w:r>
       <w:r>
         <w:rPr>
+          <w:rFonts w:ascii="Times New Roman" w:hAnsi="Times New Roman" w:cs="Times New Roman"/>
+          <w:sz w:val="28"/>
+          <w:szCs w:val="28"/>
           <w:lang w:eastAsia="ru-RU" w:bidi="ru-RU"/>
         </w:rPr>
         <w:t>-</w:t>
       </w:r>
       <w:r>
         <w:rPr>
+          <w:rFonts w:ascii="Times New Roman" w:hAnsi="Times New Roman" w:cs="Times New Roman"/>
+          <w:sz w:val="28"/>
+          <w:szCs w:val="28"/>
           <w:lang w:eastAsia="ru-RU" w:bidi="ru-RU"/>
         </w:rPr>
         <w:t xml:space="preserve"> Режим доступа: для </w:t>
@@ -3860,6 +4033,9 @@
       <w:proofErr w:type="spellStart"/>
       <w:r>
         <w:rPr>
+          <w:rFonts w:ascii="Times New Roman" w:hAnsi="Times New Roman" w:cs="Times New Roman"/>
+          <w:sz w:val="28"/>
+          <w:szCs w:val="28"/>
           <w:lang w:eastAsia="ru-RU" w:bidi="ru-RU"/>
         </w:rPr>
         <w:t>авториз</w:t>
@@ -3867,6 +4043,9 @@
       <w:proofErr w:type="spellEnd"/>
       <w:r>
         <w:rPr>
+          <w:rFonts w:ascii="Times New Roman" w:hAnsi="Times New Roman" w:cs="Times New Roman"/>
+          <w:sz w:val="28"/>
+          <w:szCs w:val="28"/>
           <w:lang w:eastAsia="ru-RU" w:bidi="ru-RU"/>
         </w:rPr>
         <w:t>. пользователей.</w:t>
@@ -3883,11 +4062,17 @@
         <w:ind w:left="0" w:firstLine="0"/>
         <w:jc w:val="both"/>
         <w:rPr>
-          <w:lang w:eastAsia="ru-RU" w:bidi="ru-RU"/>
-        </w:rPr>
-      </w:pPr>
-      <w:r>
-        <w:rPr>
+          <w:rFonts w:ascii="Times New Roman" w:hAnsi="Times New Roman" w:cs="Times New Roman"/>
+          <w:sz w:val="28"/>
+          <w:szCs w:val="28"/>
+          <w:lang w:eastAsia="ru-RU" w:bidi="ru-RU"/>
+        </w:rPr>
+      </w:pPr>
+      <w:r>
+        <w:rPr>
+          <w:rFonts w:ascii="Times New Roman" w:hAnsi="Times New Roman" w:cs="Times New Roman"/>
+          <w:sz w:val="28"/>
+          <w:szCs w:val="28"/>
           <w:lang w:eastAsia="ru-RU" w:bidi="ru-RU"/>
         </w:rPr>
         <w:t xml:space="preserve">Остроух, А. В. Проектирование информационных </w:t>
@@ -3895,6 +4080,9 @@
       <w:proofErr w:type="gramStart"/>
       <w:r>
         <w:rPr>
+          <w:rFonts w:ascii="Times New Roman" w:hAnsi="Times New Roman" w:cs="Times New Roman"/>
+          <w:sz w:val="28"/>
+          <w:szCs w:val="28"/>
           <w:lang w:eastAsia="ru-RU" w:bidi="ru-RU"/>
         </w:rPr>
         <w:t>систем :</w:t>
@@ -3902,30 +4090,45 @@
       <w:proofErr w:type="gramEnd"/>
       <w:r>
         <w:rPr>
+          <w:rFonts w:ascii="Times New Roman" w:hAnsi="Times New Roman" w:cs="Times New Roman"/>
+          <w:sz w:val="28"/>
+          <w:szCs w:val="28"/>
           <w:lang w:eastAsia="ru-RU" w:bidi="ru-RU"/>
         </w:rPr>
         <w:t xml:space="preserve"> монография / А. В. Остроух, Н. Е. Суркова. </w:t>
       </w:r>
       <w:r>
         <w:rPr>
+          <w:rFonts w:ascii="Times New Roman" w:hAnsi="Times New Roman" w:cs="Times New Roman"/>
+          <w:sz w:val="28"/>
+          <w:szCs w:val="28"/>
           <w:lang w:eastAsia="ru-RU" w:bidi="ru-RU"/>
         </w:rPr>
         <w:t>-</w:t>
       </w:r>
       <w:r>
         <w:rPr>
+          <w:rFonts w:ascii="Times New Roman" w:hAnsi="Times New Roman" w:cs="Times New Roman"/>
+          <w:sz w:val="28"/>
+          <w:szCs w:val="28"/>
           <w:lang w:eastAsia="ru-RU" w:bidi="ru-RU"/>
         </w:rPr>
         <w:t xml:space="preserve"> 2-е изд., стер. </w:t>
       </w:r>
       <w:r>
         <w:rPr>
+          <w:rFonts w:ascii="Times New Roman" w:hAnsi="Times New Roman" w:cs="Times New Roman"/>
+          <w:sz w:val="28"/>
+          <w:szCs w:val="28"/>
           <w:lang w:eastAsia="ru-RU" w:bidi="ru-RU"/>
         </w:rPr>
         <w:t>-</w:t>
       </w:r>
       <w:r>
         <w:rPr>
+          <w:rFonts w:ascii="Times New Roman" w:hAnsi="Times New Roman" w:cs="Times New Roman"/>
+          <w:sz w:val="28"/>
+          <w:szCs w:val="28"/>
           <w:lang w:eastAsia="ru-RU" w:bidi="ru-RU"/>
         </w:rPr>
         <w:t xml:space="preserve"> Санкт-</w:t>
@@ -3933,6 +4136,9 @@
       <w:proofErr w:type="gramStart"/>
       <w:r>
         <w:rPr>
+          <w:rFonts w:ascii="Times New Roman" w:hAnsi="Times New Roman" w:cs="Times New Roman"/>
+          <w:sz w:val="28"/>
+          <w:szCs w:val="28"/>
           <w:lang w:eastAsia="ru-RU" w:bidi="ru-RU"/>
         </w:rPr>
         <w:t>Петербург :</w:t>
@@ -3940,42 +4146,63 @@
       <w:proofErr w:type="gramEnd"/>
       <w:r>
         <w:rPr>
+          <w:rFonts w:ascii="Times New Roman" w:hAnsi="Times New Roman" w:cs="Times New Roman"/>
+          <w:sz w:val="28"/>
+          <w:szCs w:val="28"/>
           <w:lang w:eastAsia="ru-RU" w:bidi="ru-RU"/>
         </w:rPr>
         <w:t xml:space="preserve"> Лань, 2021. </w:t>
       </w:r>
       <w:r>
         <w:rPr>
+          <w:rFonts w:ascii="Times New Roman" w:hAnsi="Times New Roman" w:cs="Times New Roman"/>
+          <w:sz w:val="28"/>
+          <w:szCs w:val="28"/>
           <w:lang w:eastAsia="ru-RU" w:bidi="ru-RU"/>
         </w:rPr>
         <w:t>-</w:t>
       </w:r>
       <w:r>
         <w:rPr>
+          <w:rFonts w:ascii="Times New Roman" w:hAnsi="Times New Roman" w:cs="Times New Roman"/>
+          <w:sz w:val="28"/>
+          <w:szCs w:val="28"/>
           <w:lang w:eastAsia="ru-RU" w:bidi="ru-RU"/>
         </w:rPr>
         <w:t xml:space="preserve"> 164 с. </w:t>
       </w:r>
       <w:r>
         <w:rPr>
+          <w:rFonts w:ascii="Times New Roman" w:hAnsi="Times New Roman" w:cs="Times New Roman"/>
+          <w:sz w:val="28"/>
+          <w:szCs w:val="28"/>
           <w:lang w:eastAsia="ru-RU" w:bidi="ru-RU"/>
         </w:rPr>
         <w:t>-</w:t>
       </w:r>
       <w:r>
         <w:rPr>
+          <w:rFonts w:ascii="Times New Roman" w:hAnsi="Times New Roman" w:cs="Times New Roman"/>
+          <w:sz w:val="28"/>
+          <w:szCs w:val="28"/>
           <w:lang w:eastAsia="ru-RU" w:bidi="ru-RU"/>
         </w:rPr>
         <w:t xml:space="preserve"> ISBN 978-5-8114-8377-8. </w:t>
       </w:r>
       <w:r>
         <w:rPr>
+          <w:rFonts w:ascii="Times New Roman" w:hAnsi="Times New Roman" w:cs="Times New Roman"/>
+          <w:sz w:val="28"/>
+          <w:szCs w:val="28"/>
           <w:lang w:eastAsia="ru-RU" w:bidi="ru-RU"/>
         </w:rPr>
         <w:t>-</w:t>
       </w:r>
       <w:r>
         <w:rPr>
+          <w:rFonts w:ascii="Times New Roman" w:hAnsi="Times New Roman" w:cs="Times New Roman"/>
+          <w:sz w:val="28"/>
+          <w:szCs w:val="28"/>
           <w:lang w:eastAsia="ru-RU" w:bidi="ru-RU"/>
         </w:rPr>
         <w:t xml:space="preserve"> </w:t>
@@ -3983,6 +4210,9 @@
       <w:proofErr w:type="gramStart"/>
       <w:r>
         <w:rPr>
+          <w:rFonts w:ascii="Times New Roman" w:hAnsi="Times New Roman" w:cs="Times New Roman"/>
+          <w:sz w:val="28"/>
+          <w:szCs w:val="28"/>
           <w:lang w:eastAsia="ru-RU" w:bidi="ru-RU"/>
         </w:rPr>
         <w:t>Текст :</w:t>
@@ -3990,27 +4220,37 @@
       <w:proofErr w:type="gramEnd"/>
       <w:r>
         <w:rPr>
+          <w:rFonts w:ascii="Times New Roman" w:hAnsi="Times New Roman" w:cs="Times New Roman"/>
+          <w:sz w:val="28"/>
+          <w:szCs w:val="28"/>
           <w:lang w:eastAsia="ru-RU" w:bidi="ru-RU"/>
         </w:rPr>
         <w:t xml:space="preserve"> электронный // Лань : электронно-библиотечная система. </w:t>
       </w:r>
       <w:r>
         <w:rPr>
+          <w:rFonts w:ascii="Times New Roman" w:hAnsi="Times New Roman" w:cs="Times New Roman"/>
+          <w:sz w:val="28"/>
+          <w:szCs w:val="28"/>
           <w:lang w:eastAsia="ru-RU" w:bidi="ru-RU"/>
         </w:rPr>
         <w:t>-</w:t>
       </w:r>
       <w:r>
         <w:rPr>
+          <w:rFonts w:ascii="Times New Roman" w:hAnsi="Times New Roman" w:cs="Times New Roman"/>
+          <w:sz w:val="28"/>
+          <w:szCs w:val="28"/>
           <w:lang w:eastAsia="ru-RU" w:bidi="ru-RU"/>
         </w:rPr>
         <w:t xml:space="preserve"> URL: </w:t>
       </w:r>
-      <w:hyperlink r:id="rId11" w:tgtFrame="_new" w:history="1">
+      <w:hyperlink r:id="rId13" w:tgtFrame="_new" w:history="1">
         <w:r>
           <w:rPr>
             <w:rStyle w:val="aa"/>
-            <w:rFonts w:eastAsia="Times New Roman" w:cs="Times New Roman"/>
+            <w:rFonts w:ascii="Times New Roman" w:eastAsia="Times New Roman" w:hAnsi="Times New Roman" w:cs="Times New Roman"/>
+            <w:sz w:val="28"/>
             <w:szCs w:val="28"/>
             <w:lang w:eastAsia="ru-RU" w:bidi="ru-RU"/>
           </w:rPr>
@@ -4019,18 +4259,37 @@
       </w:hyperlink>
       <w:r>
         <w:rPr>
-          <w:lang w:eastAsia="ru-RU" w:bidi="ru-RU"/>
-        </w:rPr>
-        <w:t xml:space="preserve"> (дата обращения: 25.02.2025). </w:t>
-      </w:r>
-      <w:r>
-        <w:rPr>
+          <w:rFonts w:ascii="Times New Roman" w:hAnsi="Times New Roman" w:cs="Times New Roman"/>
+          <w:sz w:val="28"/>
+          <w:szCs w:val="28"/>
+          <w:lang w:eastAsia="ru-RU" w:bidi="ru-RU"/>
+        </w:rPr>
+        <w:t xml:space="preserve"> (дата </w:t>
+      </w:r>
+      <w:r>
+        <w:rPr>
+          <w:rFonts w:ascii="Times New Roman" w:hAnsi="Times New Roman" w:cs="Times New Roman"/>
+          <w:sz w:val="28"/>
+          <w:szCs w:val="28"/>
+          <w:lang w:eastAsia="ru-RU" w:bidi="ru-RU"/>
+        </w:rPr>
+        <w:lastRenderedPageBreak/>
+        <w:t xml:space="preserve">обращения: 25.02.2025). </w:t>
+      </w:r>
+      <w:r>
+        <w:rPr>
+          <w:rFonts w:ascii="Times New Roman" w:hAnsi="Times New Roman" w:cs="Times New Roman"/>
+          <w:sz w:val="28"/>
+          <w:szCs w:val="28"/>
           <w:lang w:eastAsia="ru-RU" w:bidi="ru-RU"/>
         </w:rPr>
         <w:t>-</w:t>
       </w:r>
       <w:r>
         <w:rPr>
+          <w:rFonts w:ascii="Times New Roman" w:hAnsi="Times New Roman" w:cs="Times New Roman"/>
+          <w:sz w:val="28"/>
+          <w:szCs w:val="28"/>
           <w:lang w:eastAsia="ru-RU" w:bidi="ru-RU"/>
         </w:rPr>
         <w:t xml:space="preserve"> Режим доступа: для </w:t>
@@ -4038,6 +4297,9 @@
       <w:proofErr w:type="spellStart"/>
       <w:r>
         <w:rPr>
+          <w:rFonts w:ascii="Times New Roman" w:hAnsi="Times New Roman" w:cs="Times New Roman"/>
+          <w:sz w:val="28"/>
+          <w:szCs w:val="28"/>
           <w:lang w:eastAsia="ru-RU" w:bidi="ru-RU"/>
         </w:rPr>
         <w:t>авториз</w:t>
@@ -4045,6 +4307,9 @@
       <w:proofErr w:type="spellEnd"/>
       <w:r>
         <w:rPr>
+          <w:rFonts w:ascii="Times New Roman" w:hAnsi="Times New Roman" w:cs="Times New Roman"/>
+          <w:sz w:val="28"/>
+          <w:szCs w:val="28"/>
           <w:lang w:eastAsia="ru-RU" w:bidi="ru-RU"/>
         </w:rPr>
         <w:t>. пользователей.</w:t>
@@ -4061,11 +4326,17 @@
         <w:ind w:left="0" w:firstLine="0"/>
         <w:jc w:val="both"/>
         <w:rPr>
-          <w:lang w:eastAsia="ru-RU" w:bidi="ru-RU"/>
-        </w:rPr>
-      </w:pPr>
-      <w:r>
-        <w:rPr>
+          <w:rFonts w:ascii="Times New Roman" w:hAnsi="Times New Roman" w:cs="Times New Roman"/>
+          <w:sz w:val="28"/>
+          <w:szCs w:val="28"/>
+          <w:lang w:eastAsia="ru-RU" w:bidi="ru-RU"/>
+        </w:rPr>
+      </w:pPr>
+      <w:r>
+        <w:rPr>
+          <w:rFonts w:ascii="Times New Roman" w:hAnsi="Times New Roman" w:cs="Times New Roman"/>
+          <w:sz w:val="28"/>
+          <w:szCs w:val="28"/>
           <w:lang w:eastAsia="ru-RU" w:bidi="ru-RU"/>
         </w:rPr>
         <w:t xml:space="preserve">Остроух, А. В. Теория проектирования распределенных информационных </w:t>
@@ -4073,6 +4344,9 @@
       <w:proofErr w:type="gramStart"/>
       <w:r>
         <w:rPr>
+          <w:rFonts w:ascii="Times New Roman" w:hAnsi="Times New Roman" w:cs="Times New Roman"/>
+          <w:sz w:val="28"/>
+          <w:szCs w:val="28"/>
           <w:lang w:eastAsia="ru-RU" w:bidi="ru-RU"/>
         </w:rPr>
         <w:t>систем :</w:t>
@@ -4080,6 +4354,9 @@
       <w:proofErr w:type="gramEnd"/>
       <w:r>
         <w:rPr>
+          <w:rFonts w:ascii="Times New Roman" w:hAnsi="Times New Roman" w:cs="Times New Roman"/>
+          <w:sz w:val="28"/>
+          <w:szCs w:val="28"/>
           <w:lang w:eastAsia="ru-RU" w:bidi="ru-RU"/>
         </w:rPr>
         <w:t xml:space="preserve"> монография / А. В. Остроух, А. В. </w:t>
@@ -4087,6 +4364,9 @@
       <w:proofErr w:type="spellStart"/>
       <w:r>
         <w:rPr>
+          <w:rFonts w:ascii="Times New Roman" w:hAnsi="Times New Roman" w:cs="Times New Roman"/>
+          <w:sz w:val="28"/>
+          <w:szCs w:val="28"/>
           <w:lang w:eastAsia="ru-RU" w:bidi="ru-RU"/>
         </w:rPr>
         <w:t>Помазанов</w:t>
@@ -4094,18 +4374,27 @@
       <w:proofErr w:type="spellEnd"/>
       <w:r>
         <w:rPr>
+          <w:rFonts w:ascii="Times New Roman" w:hAnsi="Times New Roman" w:cs="Times New Roman"/>
+          <w:sz w:val="28"/>
+          <w:szCs w:val="28"/>
           <w:lang w:eastAsia="ru-RU" w:bidi="ru-RU"/>
         </w:rPr>
         <w:t xml:space="preserve">. </w:t>
       </w:r>
       <w:r>
         <w:rPr>
+          <w:rFonts w:ascii="Times New Roman" w:hAnsi="Times New Roman" w:cs="Times New Roman"/>
+          <w:sz w:val="28"/>
+          <w:szCs w:val="28"/>
           <w:lang w:eastAsia="ru-RU" w:bidi="ru-RU"/>
         </w:rPr>
         <w:t>-</w:t>
       </w:r>
       <w:r>
         <w:rPr>
+          <w:rFonts w:ascii="Times New Roman" w:hAnsi="Times New Roman" w:cs="Times New Roman"/>
+          <w:sz w:val="28"/>
+          <w:szCs w:val="28"/>
           <w:lang w:eastAsia="ru-RU" w:bidi="ru-RU"/>
         </w:rPr>
         <w:t xml:space="preserve"> Санкт-</w:t>
@@ -4113,6 +4402,9 @@
       <w:proofErr w:type="gramStart"/>
       <w:r>
         <w:rPr>
+          <w:rFonts w:ascii="Times New Roman" w:hAnsi="Times New Roman" w:cs="Times New Roman"/>
+          <w:sz w:val="28"/>
+          <w:szCs w:val="28"/>
           <w:lang w:eastAsia="ru-RU" w:bidi="ru-RU"/>
         </w:rPr>
         <w:t>Петербург :</w:t>
@@ -4120,42 +4412,63 @@
       <w:proofErr w:type="gramEnd"/>
       <w:r>
         <w:rPr>
+          <w:rFonts w:ascii="Times New Roman" w:hAnsi="Times New Roman" w:cs="Times New Roman"/>
+          <w:sz w:val="28"/>
+          <w:szCs w:val="28"/>
           <w:lang w:eastAsia="ru-RU" w:bidi="ru-RU"/>
         </w:rPr>
         <w:t xml:space="preserve"> Лань, 2022. </w:t>
       </w:r>
       <w:r>
         <w:rPr>
+          <w:rFonts w:ascii="Times New Roman" w:hAnsi="Times New Roman" w:cs="Times New Roman"/>
+          <w:sz w:val="28"/>
+          <w:szCs w:val="28"/>
           <w:lang w:eastAsia="ru-RU" w:bidi="ru-RU"/>
         </w:rPr>
         <w:t>-</w:t>
       </w:r>
       <w:r>
         <w:rPr>
+          <w:rFonts w:ascii="Times New Roman" w:hAnsi="Times New Roman" w:cs="Times New Roman"/>
+          <w:sz w:val="28"/>
+          <w:szCs w:val="28"/>
           <w:lang w:eastAsia="ru-RU" w:bidi="ru-RU"/>
         </w:rPr>
         <w:t xml:space="preserve"> 96 с. </w:t>
       </w:r>
       <w:r>
         <w:rPr>
+          <w:rFonts w:ascii="Times New Roman" w:hAnsi="Times New Roman" w:cs="Times New Roman"/>
+          <w:sz w:val="28"/>
+          <w:szCs w:val="28"/>
           <w:lang w:eastAsia="ru-RU" w:bidi="ru-RU"/>
         </w:rPr>
         <w:t>-</w:t>
       </w:r>
       <w:r>
         <w:rPr>
+          <w:rFonts w:ascii="Times New Roman" w:hAnsi="Times New Roman" w:cs="Times New Roman"/>
+          <w:sz w:val="28"/>
+          <w:szCs w:val="28"/>
           <w:lang w:eastAsia="ru-RU" w:bidi="ru-RU"/>
         </w:rPr>
         <w:t xml:space="preserve"> ISBN 978-5-8114-3417-6. </w:t>
       </w:r>
       <w:r>
         <w:rPr>
+          <w:rFonts w:ascii="Times New Roman" w:hAnsi="Times New Roman" w:cs="Times New Roman"/>
+          <w:sz w:val="28"/>
+          <w:szCs w:val="28"/>
           <w:lang w:eastAsia="ru-RU" w:bidi="ru-RU"/>
         </w:rPr>
         <w:t>-</w:t>
       </w:r>
       <w:r>
         <w:rPr>
+          <w:rFonts w:ascii="Times New Roman" w:hAnsi="Times New Roman" w:cs="Times New Roman"/>
+          <w:sz w:val="28"/>
+          <w:szCs w:val="28"/>
           <w:lang w:eastAsia="ru-RU" w:bidi="ru-RU"/>
         </w:rPr>
         <w:t xml:space="preserve"> </w:t>
@@ -4163,6 +4476,9 @@
       <w:proofErr w:type="gramStart"/>
       <w:r>
         <w:rPr>
+          <w:rFonts w:ascii="Times New Roman" w:hAnsi="Times New Roman" w:cs="Times New Roman"/>
+          <w:sz w:val="28"/>
+          <w:szCs w:val="28"/>
           <w:lang w:eastAsia="ru-RU" w:bidi="ru-RU"/>
         </w:rPr>
         <w:t>Текст :</w:t>
@@ -4170,27 +4486,37 @@
       <w:proofErr w:type="gramEnd"/>
       <w:r>
         <w:rPr>
+          <w:rFonts w:ascii="Times New Roman" w:hAnsi="Times New Roman" w:cs="Times New Roman"/>
+          <w:sz w:val="28"/>
+          <w:szCs w:val="28"/>
           <w:lang w:eastAsia="ru-RU" w:bidi="ru-RU"/>
         </w:rPr>
         <w:t xml:space="preserve"> электронный // Лань : электронно-библиотечная система. </w:t>
       </w:r>
       <w:r>
         <w:rPr>
+          <w:rFonts w:ascii="Times New Roman" w:hAnsi="Times New Roman" w:cs="Times New Roman"/>
+          <w:sz w:val="28"/>
+          <w:szCs w:val="28"/>
           <w:lang w:eastAsia="ru-RU" w:bidi="ru-RU"/>
         </w:rPr>
         <w:t>-</w:t>
       </w:r>
       <w:r>
         <w:rPr>
+          <w:rFonts w:ascii="Times New Roman" w:hAnsi="Times New Roman" w:cs="Times New Roman"/>
+          <w:sz w:val="28"/>
+          <w:szCs w:val="28"/>
           <w:lang w:eastAsia="ru-RU" w:bidi="ru-RU"/>
         </w:rPr>
         <w:t xml:space="preserve"> URL: </w:t>
       </w:r>
-      <w:hyperlink r:id="rId12" w:tgtFrame="_new" w:history="1">
+      <w:hyperlink r:id="rId14" w:tgtFrame="_new" w:history="1">
         <w:r>
           <w:rPr>
             <w:rStyle w:val="aa"/>
-            <w:rFonts w:eastAsia="Times New Roman" w:cs="Times New Roman"/>
+            <w:rFonts w:ascii="Times New Roman" w:eastAsia="Times New Roman" w:hAnsi="Times New Roman" w:cs="Times New Roman"/>
+            <w:sz w:val="28"/>
             <w:szCs w:val="28"/>
             <w:lang w:eastAsia="ru-RU" w:bidi="ru-RU"/>
           </w:rPr>
@@ -4199,18 +4525,27 @@
       </w:hyperlink>
       <w:r>
         <w:rPr>
+          <w:rFonts w:ascii="Times New Roman" w:hAnsi="Times New Roman" w:cs="Times New Roman"/>
+          <w:sz w:val="28"/>
+          <w:szCs w:val="28"/>
           <w:lang w:eastAsia="ru-RU" w:bidi="ru-RU"/>
         </w:rPr>
         <w:t xml:space="preserve"> (дата обращения: 25.02.2025). </w:t>
       </w:r>
       <w:r>
         <w:rPr>
+          <w:rFonts w:ascii="Times New Roman" w:hAnsi="Times New Roman" w:cs="Times New Roman"/>
+          <w:sz w:val="28"/>
+          <w:szCs w:val="28"/>
           <w:lang w:eastAsia="ru-RU" w:bidi="ru-RU"/>
         </w:rPr>
         <w:t>-</w:t>
       </w:r>
       <w:r>
         <w:rPr>
+          <w:rFonts w:ascii="Times New Roman" w:hAnsi="Times New Roman" w:cs="Times New Roman"/>
+          <w:sz w:val="28"/>
+          <w:szCs w:val="28"/>
           <w:lang w:eastAsia="ru-RU" w:bidi="ru-RU"/>
         </w:rPr>
         <w:t xml:space="preserve"> Режим доступа: для </w:t>
@@ -4218,6 +4553,9 @@
       <w:proofErr w:type="spellStart"/>
       <w:r>
         <w:rPr>
+          <w:rFonts w:ascii="Times New Roman" w:hAnsi="Times New Roman" w:cs="Times New Roman"/>
+          <w:sz w:val="28"/>
+          <w:szCs w:val="28"/>
           <w:lang w:eastAsia="ru-RU" w:bidi="ru-RU"/>
         </w:rPr>
         <w:t>авториз</w:t>
@@ -4225,6 +4563,9 @@
       <w:proofErr w:type="spellEnd"/>
       <w:r>
         <w:rPr>
+          <w:rFonts w:ascii="Times New Roman" w:hAnsi="Times New Roman" w:cs="Times New Roman"/>
+          <w:sz w:val="28"/>
+          <w:szCs w:val="28"/>
           <w:lang w:eastAsia="ru-RU" w:bidi="ru-RU"/>
         </w:rPr>
         <w:t>. пользователей.</w:t>
@@ -4241,12 +4582,18 @@
         <w:ind w:left="0" w:firstLine="0"/>
         <w:jc w:val="both"/>
         <w:rPr>
+          <w:rFonts w:ascii="Times New Roman" w:hAnsi="Times New Roman" w:cs="Times New Roman"/>
+          <w:sz w:val="28"/>
+          <w:szCs w:val="28"/>
           <w:lang w:eastAsia="ru-RU" w:bidi="ru-RU"/>
         </w:rPr>
       </w:pPr>
       <w:proofErr w:type="spellStart"/>
       <w:r>
         <w:rPr>
+          <w:rFonts w:ascii="Times New Roman" w:hAnsi="Times New Roman" w:cs="Times New Roman"/>
+          <w:sz w:val="28"/>
+          <w:szCs w:val="28"/>
           <w:lang w:eastAsia="ru-RU" w:bidi="ru-RU"/>
         </w:rPr>
         <w:t>Лентяева</w:t>
@@ -4254,6 +4601,9 @@
       <w:proofErr w:type="spellEnd"/>
       <w:r>
         <w:rPr>
+          <w:rFonts w:ascii="Times New Roman" w:hAnsi="Times New Roman" w:cs="Times New Roman"/>
+          <w:sz w:val="28"/>
+          <w:szCs w:val="28"/>
           <w:lang w:eastAsia="ru-RU" w:bidi="ru-RU"/>
         </w:rPr>
         <w:t xml:space="preserve">, Т. В. Информационный </w:t>
@@ -4261,6 +4611,9 @@
       <w:proofErr w:type="gramStart"/>
       <w:r>
         <w:rPr>
+          <w:rFonts w:ascii="Times New Roman" w:hAnsi="Times New Roman" w:cs="Times New Roman"/>
+          <w:sz w:val="28"/>
+          <w:szCs w:val="28"/>
           <w:lang w:eastAsia="ru-RU" w:bidi="ru-RU"/>
         </w:rPr>
         <w:t>менеджмент :</w:t>
@@ -4268,6 +4621,9 @@
       <w:proofErr w:type="gramEnd"/>
       <w:r>
         <w:rPr>
+          <w:rFonts w:ascii="Times New Roman" w:hAnsi="Times New Roman" w:cs="Times New Roman"/>
+          <w:sz w:val="28"/>
+          <w:szCs w:val="28"/>
           <w:lang w:eastAsia="ru-RU" w:bidi="ru-RU"/>
         </w:rPr>
         <w:t xml:space="preserve"> учебное пособие / Т. В. </w:t>
@@ -4275,6 +4631,9 @@
       <w:proofErr w:type="spellStart"/>
       <w:r>
         <w:rPr>
+          <w:rFonts w:ascii="Times New Roman" w:hAnsi="Times New Roman" w:cs="Times New Roman"/>
+          <w:sz w:val="28"/>
+          <w:szCs w:val="28"/>
           <w:lang w:eastAsia="ru-RU" w:bidi="ru-RU"/>
         </w:rPr>
         <w:t>Лентяева</w:t>
@@ -4282,6 +4641,9 @@
       <w:proofErr w:type="spellEnd"/>
       <w:r>
         <w:rPr>
+          <w:rFonts w:ascii="Times New Roman" w:hAnsi="Times New Roman" w:cs="Times New Roman"/>
+          <w:sz w:val="28"/>
+          <w:szCs w:val="28"/>
           <w:lang w:eastAsia="ru-RU" w:bidi="ru-RU"/>
         </w:rPr>
         <w:t xml:space="preserve">, А. Д. </w:t>
@@ -4289,6 +4651,9 @@
       <w:proofErr w:type="spellStart"/>
       <w:r>
         <w:rPr>
+          <w:rFonts w:ascii="Times New Roman" w:hAnsi="Times New Roman" w:cs="Times New Roman"/>
+          <w:sz w:val="28"/>
+          <w:szCs w:val="28"/>
           <w:lang w:eastAsia="ru-RU" w:bidi="ru-RU"/>
         </w:rPr>
         <w:t>Лагунова</w:t>
@@ -4296,18 +4661,27 @@
       <w:proofErr w:type="spellEnd"/>
       <w:r>
         <w:rPr>
+          <w:rFonts w:ascii="Times New Roman" w:hAnsi="Times New Roman" w:cs="Times New Roman"/>
+          <w:sz w:val="28"/>
+          <w:szCs w:val="28"/>
           <w:lang w:eastAsia="ru-RU" w:bidi="ru-RU"/>
         </w:rPr>
         <w:t xml:space="preserve">. </w:t>
       </w:r>
       <w:r>
         <w:rPr>
+          <w:rFonts w:ascii="Times New Roman" w:hAnsi="Times New Roman" w:cs="Times New Roman"/>
+          <w:sz w:val="28"/>
+          <w:szCs w:val="28"/>
           <w:lang w:eastAsia="ru-RU" w:bidi="ru-RU"/>
         </w:rPr>
         <w:t>-</w:t>
       </w:r>
       <w:r>
         <w:rPr>
+          <w:rFonts w:ascii="Times New Roman" w:hAnsi="Times New Roman" w:cs="Times New Roman"/>
+          <w:sz w:val="28"/>
+          <w:szCs w:val="28"/>
           <w:lang w:eastAsia="ru-RU" w:bidi="ru-RU"/>
         </w:rPr>
         <w:t xml:space="preserve"> </w:t>
@@ -4315,6 +4689,9 @@
       <w:proofErr w:type="gramStart"/>
       <w:r>
         <w:rPr>
+          <w:rFonts w:ascii="Times New Roman" w:hAnsi="Times New Roman" w:cs="Times New Roman"/>
+          <w:sz w:val="28"/>
+          <w:szCs w:val="28"/>
           <w:lang w:eastAsia="ru-RU" w:bidi="ru-RU"/>
         </w:rPr>
         <w:t>Москва :</w:t>
@@ -4322,30 +4699,45 @@
       <w:proofErr w:type="gramEnd"/>
       <w:r>
         <w:rPr>
+          <w:rFonts w:ascii="Times New Roman" w:hAnsi="Times New Roman" w:cs="Times New Roman"/>
+          <w:sz w:val="28"/>
+          <w:szCs w:val="28"/>
           <w:lang w:eastAsia="ru-RU" w:bidi="ru-RU"/>
         </w:rPr>
         <w:t xml:space="preserve"> РТУ МИРЭА, 2021. </w:t>
       </w:r>
       <w:r>
         <w:rPr>
+          <w:rFonts w:ascii="Times New Roman" w:hAnsi="Times New Roman" w:cs="Times New Roman"/>
+          <w:sz w:val="28"/>
+          <w:szCs w:val="28"/>
           <w:lang w:eastAsia="ru-RU" w:bidi="ru-RU"/>
         </w:rPr>
         <w:t>-</w:t>
       </w:r>
       <w:r>
         <w:rPr>
+          <w:rFonts w:ascii="Times New Roman" w:hAnsi="Times New Roman" w:cs="Times New Roman"/>
+          <w:sz w:val="28"/>
+          <w:szCs w:val="28"/>
           <w:lang w:eastAsia="ru-RU" w:bidi="ru-RU"/>
         </w:rPr>
         <w:t xml:space="preserve"> 128 с. </w:t>
       </w:r>
       <w:r>
         <w:rPr>
+          <w:rFonts w:ascii="Times New Roman" w:hAnsi="Times New Roman" w:cs="Times New Roman"/>
+          <w:sz w:val="28"/>
+          <w:szCs w:val="28"/>
           <w:lang w:eastAsia="ru-RU" w:bidi="ru-RU"/>
         </w:rPr>
         <w:t>-</w:t>
       </w:r>
       <w:r>
         <w:rPr>
+          <w:rFonts w:ascii="Times New Roman" w:hAnsi="Times New Roman" w:cs="Times New Roman"/>
+          <w:sz w:val="28"/>
+          <w:szCs w:val="28"/>
           <w:lang w:eastAsia="ru-RU" w:bidi="ru-RU"/>
         </w:rPr>
         <w:t xml:space="preserve"> </w:t>
@@ -4353,6 +4745,9 @@
       <w:proofErr w:type="gramStart"/>
       <w:r>
         <w:rPr>
+          <w:rFonts w:ascii="Times New Roman" w:hAnsi="Times New Roman" w:cs="Times New Roman"/>
+          <w:sz w:val="28"/>
+          <w:szCs w:val="28"/>
           <w:lang w:eastAsia="ru-RU" w:bidi="ru-RU"/>
         </w:rPr>
         <w:t>Текст :</w:t>
@@ -4360,27 +4755,37 @@
       <w:proofErr w:type="gramEnd"/>
       <w:r>
         <w:rPr>
+          <w:rFonts w:ascii="Times New Roman" w:hAnsi="Times New Roman" w:cs="Times New Roman"/>
+          <w:sz w:val="28"/>
+          <w:szCs w:val="28"/>
           <w:lang w:eastAsia="ru-RU" w:bidi="ru-RU"/>
         </w:rPr>
         <w:t xml:space="preserve"> электронный // Лань : электронно-библиотечная система. </w:t>
       </w:r>
       <w:r>
         <w:rPr>
+          <w:rFonts w:ascii="Times New Roman" w:hAnsi="Times New Roman" w:cs="Times New Roman"/>
+          <w:sz w:val="28"/>
+          <w:szCs w:val="28"/>
           <w:lang w:eastAsia="ru-RU" w:bidi="ru-RU"/>
         </w:rPr>
         <w:t>-</w:t>
       </w:r>
       <w:r>
         <w:rPr>
+          <w:rFonts w:ascii="Times New Roman" w:hAnsi="Times New Roman" w:cs="Times New Roman"/>
+          <w:sz w:val="28"/>
+          <w:szCs w:val="28"/>
           <w:lang w:eastAsia="ru-RU" w:bidi="ru-RU"/>
         </w:rPr>
         <w:t xml:space="preserve"> URL: </w:t>
       </w:r>
-      <w:hyperlink r:id="rId13" w:tgtFrame="_new" w:history="1">
+      <w:hyperlink r:id="rId15" w:tgtFrame="_new" w:history="1">
         <w:r>
           <w:rPr>
             <w:rStyle w:val="aa"/>
-            <w:rFonts w:eastAsia="Times New Roman" w:cs="Times New Roman"/>
+            <w:rFonts w:ascii="Times New Roman" w:eastAsia="Times New Roman" w:hAnsi="Times New Roman" w:cs="Times New Roman"/>
+            <w:sz w:val="28"/>
             <w:szCs w:val="28"/>
             <w:lang w:eastAsia="ru-RU" w:bidi="ru-RU"/>
           </w:rPr>
@@ -4389,18 +4794,27 @@
       </w:hyperlink>
       <w:r>
         <w:rPr>
+          <w:rFonts w:ascii="Times New Roman" w:hAnsi="Times New Roman" w:cs="Times New Roman"/>
+          <w:sz w:val="28"/>
+          <w:szCs w:val="28"/>
           <w:lang w:eastAsia="ru-RU" w:bidi="ru-RU"/>
         </w:rPr>
         <w:t xml:space="preserve"> (дата обращения: 25.02.2025). </w:t>
       </w:r>
       <w:r>
         <w:rPr>
+          <w:rFonts w:ascii="Times New Roman" w:hAnsi="Times New Roman" w:cs="Times New Roman"/>
+          <w:sz w:val="28"/>
+          <w:szCs w:val="28"/>
           <w:lang w:eastAsia="ru-RU" w:bidi="ru-RU"/>
         </w:rPr>
         <w:t>-</w:t>
       </w:r>
       <w:r>
         <w:rPr>
+          <w:rFonts w:ascii="Times New Roman" w:hAnsi="Times New Roman" w:cs="Times New Roman"/>
+          <w:sz w:val="28"/>
+          <w:szCs w:val="28"/>
           <w:lang w:eastAsia="ru-RU" w:bidi="ru-RU"/>
         </w:rPr>
         <w:t xml:space="preserve"> Режим доступа: для </w:t>
@@ -4408,6 +4822,9 @@
       <w:proofErr w:type="spellStart"/>
       <w:r>
         <w:rPr>
+          <w:rFonts w:ascii="Times New Roman" w:hAnsi="Times New Roman" w:cs="Times New Roman"/>
+          <w:sz w:val="28"/>
+          <w:szCs w:val="28"/>
           <w:lang w:eastAsia="ru-RU" w:bidi="ru-RU"/>
         </w:rPr>
         <w:t>авториз</w:t>
@@ -4415,6 +4832,9 @@
       <w:proofErr w:type="spellEnd"/>
       <w:r>
         <w:rPr>
+          <w:rFonts w:ascii="Times New Roman" w:hAnsi="Times New Roman" w:cs="Times New Roman"/>
+          <w:sz w:val="28"/>
+          <w:szCs w:val="28"/>
           <w:lang w:eastAsia="ru-RU" w:bidi="ru-RU"/>
         </w:rPr>
         <w:t>. пользователей.</w:t>
@@ -4431,23 +4851,35 @@
         <w:ind w:left="0" w:firstLine="0"/>
         <w:jc w:val="both"/>
         <w:rPr>
-          <w:lang w:eastAsia="ru-RU" w:bidi="ru-RU"/>
-        </w:rPr>
-      </w:pPr>
-      <w:r>
-        <w:rPr>
+          <w:rFonts w:ascii="Times New Roman" w:hAnsi="Times New Roman" w:cs="Times New Roman"/>
+          <w:sz w:val="28"/>
+          <w:szCs w:val="28"/>
+          <w:lang w:eastAsia="ru-RU" w:bidi="ru-RU"/>
+        </w:rPr>
+      </w:pPr>
+      <w:r>
+        <w:rPr>
+          <w:rFonts w:ascii="Times New Roman" w:hAnsi="Times New Roman" w:cs="Times New Roman"/>
+          <w:sz w:val="28"/>
+          <w:szCs w:val="28"/>
           <w:lang w:eastAsia="ru-RU" w:bidi="ru-RU"/>
         </w:rPr>
         <w:t xml:space="preserve">Кириллина, Ю. В. Реинжиниринг бизнес-процессов : методические рекомендации / Ю. В. Кириллина. </w:t>
       </w:r>
       <w:r>
         <w:rPr>
+          <w:rFonts w:ascii="Times New Roman" w:hAnsi="Times New Roman" w:cs="Times New Roman"/>
+          <w:sz w:val="28"/>
+          <w:szCs w:val="28"/>
           <w:lang w:eastAsia="ru-RU" w:bidi="ru-RU"/>
         </w:rPr>
         <w:t>-</w:t>
       </w:r>
       <w:r>
         <w:rPr>
+          <w:rFonts w:ascii="Times New Roman" w:hAnsi="Times New Roman" w:cs="Times New Roman"/>
+          <w:sz w:val="28"/>
+          <w:szCs w:val="28"/>
           <w:lang w:eastAsia="ru-RU" w:bidi="ru-RU"/>
         </w:rPr>
         <w:t xml:space="preserve"> </w:t>
@@ -4455,6 +4887,9 @@
       <w:proofErr w:type="gramStart"/>
       <w:r>
         <w:rPr>
+          <w:rFonts w:ascii="Times New Roman" w:hAnsi="Times New Roman" w:cs="Times New Roman"/>
+          <w:sz w:val="28"/>
+          <w:szCs w:val="28"/>
           <w:lang w:eastAsia="ru-RU" w:bidi="ru-RU"/>
         </w:rPr>
         <w:t>Москва :</w:t>
@@ -4462,30 +4897,45 @@
       <w:proofErr w:type="gramEnd"/>
       <w:r>
         <w:rPr>
+          <w:rFonts w:ascii="Times New Roman" w:hAnsi="Times New Roman" w:cs="Times New Roman"/>
+          <w:sz w:val="28"/>
+          <w:szCs w:val="28"/>
           <w:lang w:eastAsia="ru-RU" w:bidi="ru-RU"/>
         </w:rPr>
         <w:t xml:space="preserve"> РТУ МИРЭА, 2021. </w:t>
       </w:r>
       <w:r>
         <w:rPr>
+          <w:rFonts w:ascii="Times New Roman" w:hAnsi="Times New Roman" w:cs="Times New Roman"/>
+          <w:sz w:val="28"/>
+          <w:szCs w:val="28"/>
           <w:lang w:eastAsia="ru-RU" w:bidi="ru-RU"/>
         </w:rPr>
         <w:t>-</w:t>
       </w:r>
       <w:r>
         <w:rPr>
+          <w:rFonts w:ascii="Times New Roman" w:hAnsi="Times New Roman" w:cs="Times New Roman"/>
+          <w:sz w:val="28"/>
+          <w:szCs w:val="28"/>
           <w:lang w:eastAsia="ru-RU" w:bidi="ru-RU"/>
         </w:rPr>
         <w:t xml:space="preserve"> 31 с. </w:t>
       </w:r>
       <w:r>
         <w:rPr>
+          <w:rFonts w:ascii="Times New Roman" w:hAnsi="Times New Roman" w:cs="Times New Roman"/>
+          <w:sz w:val="28"/>
+          <w:szCs w:val="28"/>
           <w:lang w:eastAsia="ru-RU" w:bidi="ru-RU"/>
         </w:rPr>
         <w:t>-</w:t>
       </w:r>
       <w:r>
         <w:rPr>
+          <w:rFonts w:ascii="Times New Roman" w:hAnsi="Times New Roman" w:cs="Times New Roman"/>
+          <w:sz w:val="28"/>
+          <w:szCs w:val="28"/>
           <w:lang w:eastAsia="ru-RU" w:bidi="ru-RU"/>
         </w:rPr>
         <w:t xml:space="preserve"> </w:t>
@@ -4493,6 +4943,9 @@
       <w:proofErr w:type="gramStart"/>
       <w:r>
         <w:rPr>
+          <w:rFonts w:ascii="Times New Roman" w:hAnsi="Times New Roman" w:cs="Times New Roman"/>
+          <w:sz w:val="28"/>
+          <w:szCs w:val="28"/>
           <w:lang w:eastAsia="ru-RU" w:bidi="ru-RU"/>
         </w:rPr>
         <w:t>Текст :</w:t>
@@ -4500,27 +4953,37 @@
       <w:proofErr w:type="gramEnd"/>
       <w:r>
         <w:rPr>
+          <w:rFonts w:ascii="Times New Roman" w:hAnsi="Times New Roman" w:cs="Times New Roman"/>
+          <w:sz w:val="28"/>
+          <w:szCs w:val="28"/>
           <w:lang w:eastAsia="ru-RU" w:bidi="ru-RU"/>
         </w:rPr>
         <w:t xml:space="preserve"> электронный // Лань : электронно-библиотечная система. </w:t>
       </w:r>
       <w:r>
         <w:rPr>
+          <w:rFonts w:ascii="Times New Roman" w:hAnsi="Times New Roman" w:cs="Times New Roman"/>
+          <w:sz w:val="28"/>
+          <w:szCs w:val="28"/>
           <w:lang w:eastAsia="ru-RU" w:bidi="ru-RU"/>
         </w:rPr>
         <w:t>-</w:t>
       </w:r>
       <w:r>
         <w:rPr>
+          <w:rFonts w:ascii="Times New Roman" w:hAnsi="Times New Roman" w:cs="Times New Roman"/>
+          <w:sz w:val="28"/>
+          <w:szCs w:val="28"/>
           <w:lang w:eastAsia="ru-RU" w:bidi="ru-RU"/>
         </w:rPr>
         <w:t xml:space="preserve"> URL: </w:t>
       </w:r>
-      <w:hyperlink r:id="rId14" w:tgtFrame="_new" w:history="1">
+      <w:hyperlink r:id="rId16" w:tgtFrame="_new" w:history="1">
         <w:r>
           <w:rPr>
             <w:rStyle w:val="aa"/>
-            <w:rFonts w:eastAsia="Times New Roman" w:cs="Times New Roman"/>
+            <w:rFonts w:ascii="Times New Roman" w:eastAsia="Times New Roman" w:hAnsi="Times New Roman" w:cs="Times New Roman"/>
+            <w:sz w:val="28"/>
             <w:szCs w:val="28"/>
             <w:lang w:eastAsia="ru-RU" w:bidi="ru-RU"/>
           </w:rPr>
@@ -4529,18 +4992,27 @@
       </w:hyperlink>
       <w:r>
         <w:rPr>
+          <w:rFonts w:ascii="Times New Roman" w:hAnsi="Times New Roman" w:cs="Times New Roman"/>
+          <w:sz w:val="28"/>
+          <w:szCs w:val="28"/>
           <w:lang w:eastAsia="ru-RU" w:bidi="ru-RU"/>
         </w:rPr>
         <w:t xml:space="preserve"> (дата обращения: 25.02.2025). </w:t>
       </w:r>
       <w:r>
         <w:rPr>
+          <w:rFonts w:ascii="Times New Roman" w:hAnsi="Times New Roman" w:cs="Times New Roman"/>
+          <w:sz w:val="28"/>
+          <w:szCs w:val="28"/>
           <w:lang w:eastAsia="ru-RU" w:bidi="ru-RU"/>
         </w:rPr>
         <w:t>-</w:t>
       </w:r>
       <w:r>
         <w:rPr>
+          <w:rFonts w:ascii="Times New Roman" w:hAnsi="Times New Roman" w:cs="Times New Roman"/>
+          <w:sz w:val="28"/>
+          <w:szCs w:val="28"/>
           <w:lang w:eastAsia="ru-RU" w:bidi="ru-RU"/>
         </w:rPr>
         <w:t xml:space="preserve"> Режим доступа: для </w:t>
@@ -4548,6 +5020,9 @@
       <w:proofErr w:type="spellStart"/>
       <w:r>
         <w:rPr>
+          <w:rFonts w:ascii="Times New Roman" w:hAnsi="Times New Roman" w:cs="Times New Roman"/>
+          <w:sz w:val="28"/>
+          <w:szCs w:val="28"/>
           <w:lang w:eastAsia="ru-RU" w:bidi="ru-RU"/>
         </w:rPr>
         <w:t>авториз</w:t>
@@ -4555,6 +5030,9 @@
       <w:proofErr w:type="spellEnd"/>
       <w:r>
         <w:rPr>
+          <w:rFonts w:ascii="Times New Roman" w:hAnsi="Times New Roman" w:cs="Times New Roman"/>
+          <w:sz w:val="28"/>
+          <w:szCs w:val="28"/>
           <w:lang w:eastAsia="ru-RU" w:bidi="ru-RU"/>
         </w:rPr>
         <w:t>. пользователей.</w:t>
@@ -4573,7 +5051,7 @@
     </w:p>
     <w:sectPr>
       <w:pgSz w:w="11906" w:h="16838"/>
-      <w:pgMar w:top="1134" w:right="850" w:bottom="1134" w:left="1701" w:header="708" w:footer="708" w:gutter="0"/>
+      <w:pgMar w:top="1134" w:right="850" w:bottom="1134" w:left="1620" w:header="708" w:footer="708" w:gutter="0"/>
       <w:cols w:space="708"/>
       <w:docGrid w:linePitch="360"/>
     </w:sectPr>
